--- a/docs/developpement/phases/word/PHASE_61_EVENEMENTS_PRIVES.docx
+++ b/docs/developpement/phases/word/PHASE_61_EVENEMENTS_PRIVES.docx
@@ -20,7 +20,7 @@
       <w:r>
         <w:t xml:space="preserve">FlaiX Expert · dossier de développement · généré le 2026-10-19 depuis le dépôt </w:t>
       </w:r>
-      <w:hyperlink w:history="1" r:id="rId1jip6zsfkca2zspxnsler">
+      <w:hyperlink w:history="1" r:id="rIdxfslrq0jth_zizfdwqtes">
         <w:r>
           <w:rPr>
             <w:rStyle w:val="Hyperlink"/>
@@ -655,7 +655,7 @@
           <w:numId w:val="2"/>
         </w:numPr>
       </w:pPr>
-      <w:hyperlink w:history="1" r:id="rIdhyzjiuaz7oub8f_jmzv5p">
+      <w:hyperlink w:history="1" r:id="rIdbyr1d2qpv1nuf8yv3s053">
         <w:r>
           <w:rPr>
             <w:rStyle w:val="Hyperlink"/>
@@ -675,7 +675,7 @@
           <w:numId w:val="2"/>
         </w:numPr>
       </w:pPr>
-      <w:hyperlink w:history="1" r:id="rIdhftfzorawndchurfrbypo">
+      <w:hyperlink w:history="1" r:id="rIdu7gwyknxh0jauee-ghmmo">
         <w:r>
           <w:rPr>
             <w:rStyle w:val="Hyperlink"/>
@@ -723,7 +723,7 @@
       <w:r>
         <w:t xml:space="preserve"> — créé — </w:t>
       </w:r>
-      <w:hyperlink w:history="1" r:id="rIdyh96bdpkkrjdsy7ic06cc">
+      <w:hyperlink w:history="1" r:id="rIdgbv7-uwdi0q0dx0mss_4c">
         <w:r>
           <w:rPr>
             <w:rStyle w:val="Hyperlink"/>
@@ -752,7 +752,7 @@
       <w:r>
         <w:t xml:space="preserve"> — créé — </w:t>
       </w:r>
-      <w:hyperlink w:history="1" r:id="rIdunce94u8fd2iklccc7i8s">
+      <w:hyperlink w:history="1" r:id="rIda0guhfeuxtly3wdebbgmb">
         <w:r>
           <w:rPr>
             <w:rStyle w:val="Hyperlink"/>
@@ -789,7 +789,7 @@
       <w:r>
         <w:t xml:space="preserve"> — créé — </w:t>
       </w:r>
-      <w:hyperlink w:history="1" r:id="rIdzndgscdpalmtil_qmvvwd">
+      <w:hyperlink w:history="1" r:id="rIdqkv_c3y3pbmhwp8n8_zqs">
         <w:r>
           <w:rPr>
             <w:rStyle w:val="Hyperlink"/>
@@ -818,7 +818,7 @@
       <w:r>
         <w:t xml:space="preserve"> — modifié — </w:t>
       </w:r>
-      <w:hyperlink w:history="1" r:id="rIdfpqtq7vvmbxentfy51nlj">
+      <w:hyperlink w:history="1" r:id="rIdbcebseslyrmkt05oz92lx">
         <w:r>
           <w:rPr>
             <w:rStyle w:val="Hyperlink"/>
@@ -847,7 +847,7 @@
       <w:r>
         <w:t xml:space="preserve"> — créé — </w:t>
       </w:r>
-      <w:hyperlink w:history="1" r:id="rIdfzp_ngir84cjlr3ebrwwf">
+      <w:hyperlink w:history="1" r:id="rId0o9zxuxpnvd_xz5q2qp0x">
         <w:r>
           <w:rPr>
             <w:rStyle w:val="Hyperlink"/>
@@ -884,7 +884,7 @@
       <w:r>
         <w:t xml:space="preserve"> — modifié — </w:t>
       </w:r>
-      <w:hyperlink w:history="1" r:id="rIdbkm3w7reu7inzyea_fkph">
+      <w:hyperlink w:history="1" r:id="rIdzz67xqsl2qvy0if-ylhle">
         <w:r>
           <w:rPr>
             <w:rStyle w:val="Hyperlink"/>
@@ -913,7 +913,7 @@
       <w:r>
         <w:t xml:space="preserve"> — créé — </w:t>
       </w:r>
-      <w:hyperlink w:history="1" r:id="rIdrzo3p2v7muowhhnrojykp">
+      <w:hyperlink w:history="1" r:id="rIdebkjllwgghqnipfvjsmm7">
         <w:r>
           <w:rPr>
             <w:rStyle w:val="Hyperlink"/>
@@ -942,7 +942,7 @@
       <w:r>
         <w:t xml:space="preserve"> — modifié — </w:t>
       </w:r>
-      <w:hyperlink w:history="1" r:id="rIdr1basouiz3ynonryaj0qv">
+      <w:hyperlink w:history="1" r:id="rIdshfbmij40c20axqrccwfn">
         <w:r>
           <w:rPr>
             <w:rStyle w:val="Hyperlink"/>
@@ -971,7 +971,7 @@
       <w:r>
         <w:t xml:space="preserve"> — modifié — </w:t>
       </w:r>
-      <w:hyperlink w:history="1" r:id="rIdyignja3kjcer4plo3gfpg">
+      <w:hyperlink w:history="1" r:id="rIdt7vdfbif7cwo4kjnwrmfw">
         <w:r>
           <w:rPr>
             <w:rStyle w:val="Hyperlink"/>
@@ -1008,7 +1008,7 @@
       <w:r>
         <w:t xml:space="preserve"> — créé — </w:t>
       </w:r>
-      <w:hyperlink w:history="1" r:id="rIdwdftq2rc7jzsrxhjqlumn">
+      <w:hyperlink w:history="1" r:id="rIdqt4btghng4gfe3kb9yv75">
         <w:r>
           <w:rPr>
             <w:rStyle w:val="Hyperlink"/>
@@ -1037,7 +1037,7 @@
       <w:r>
         <w:t xml:space="preserve"> — modifié — </w:t>
       </w:r>
-      <w:hyperlink w:history="1" r:id="rIdgy5ueusch8zk-qe0xodnj">
+      <w:hyperlink w:history="1" r:id="rIdleiu8ea9uausulhxmifsu">
         <w:r>
           <w:rPr>
             <w:rStyle w:val="Hyperlink"/>
@@ -1074,7 +1074,7 @@
       <w:r>
         <w:t xml:space="preserve"> — modifié — </w:t>
       </w:r>
-      <w:hyperlink w:history="1" r:id="rIdlg4rk-mry1ndxpzdd2tse">
+      <w:hyperlink w:history="1" r:id="rIdj6cuoenjuvae28nzedjlf">
         <w:r>
           <w:rPr>
             <w:rStyle w:val="Hyperlink"/>
@@ -1103,7 +1103,7 @@
       <w:r>
         <w:t xml:space="preserve"> — modifié — </w:t>
       </w:r>
-      <w:hyperlink w:history="1" r:id="rIdoixm79pyjifs-gse4t2o1">
+      <w:hyperlink w:history="1" r:id="rIdhmww13oqxmczohwebcfrv">
         <w:r>
           <w:rPr>
             <w:rStyle w:val="Hyperlink"/>
@@ -1132,7 +1132,7 @@
       <w:r>
         <w:t xml:space="preserve"> — créé — </w:t>
       </w:r>
-      <w:hyperlink w:history="1" r:id="rId-jyohypuxtaa2ligg1dl6">
+      <w:hyperlink w:history="1" r:id="rId5oeh5qaihfmzu-3nosbxb">
         <w:r>
           <w:rPr>
             <w:rStyle w:val="Hyperlink"/>
@@ -1161,7 +1161,7 @@
       <w:r>
         <w:t xml:space="preserve"> — créé — </w:t>
       </w:r>
-      <w:hyperlink w:history="1" r:id="rIdtqxk4_tql223r-rbe2epa">
+      <w:hyperlink w:history="1" r:id="rIdspmvgqxryl0gli9f-h1vk">
         <w:r>
           <w:rPr>
             <w:rStyle w:val="Hyperlink"/>
@@ -1190,7 +1190,7 @@
       <w:r>
         <w:t xml:space="preserve"> — créé — </w:t>
       </w:r>
-      <w:hyperlink w:history="1" r:id="rIdz0lm4sucismt4ex0ijxxv">
+      <w:hyperlink w:history="1" r:id="rIdqhth5rtjij5l41qxugww1">
         <w:r>
           <w:rPr>
             <w:rStyle w:val="Hyperlink"/>
@@ -1219,7 +1219,7 @@
       <w:r>
         <w:t xml:space="preserve"> — créé — </w:t>
       </w:r>
-      <w:hyperlink w:history="1" r:id="rIdlemm6sgtart0opgf3fyih">
+      <w:hyperlink w:history="1" r:id="rIdxlmnsz6k3l35vjnpn_oky">
         <w:r>
           <w:rPr>
             <w:rStyle w:val="Hyperlink"/>
@@ -1248,7 +1248,7 @@
       <w:r>
         <w:t xml:space="preserve"> — modifié — </w:t>
       </w:r>
-      <w:hyperlink w:history="1" r:id="rIdtm1gyq9rpumnqojip-uxc">
+      <w:hyperlink w:history="1" r:id="rId5ts5y6xlifabq2melcc64">
         <w:r>
           <w:rPr>
             <w:rStyle w:val="Hyperlink"/>

--- a/docs/developpement/phases/word/PHASE_61_EVENEMENTS_PRIVES.docx
+++ b/docs/developpement/phases/word/PHASE_61_EVENEMENTS_PRIVES.docx
@@ -20,7 +20,7 @@
       <w:r>
         <w:t xml:space="preserve">FlaiX Expert · dossier de développement · généré le 2026-10-19 depuis le dépôt </w:t>
       </w:r>
-      <w:hyperlink w:history="1" r:id="rIdxfslrq0jth_zizfdwqtes">
+      <w:hyperlink w:history="1" r:id="rIdh2cpppt-rtf0bgqkuakjt">
         <w:r>
           <w:rPr>
             <w:rStyle w:val="Hyperlink"/>
@@ -655,7 +655,7 @@
           <w:numId w:val="2"/>
         </w:numPr>
       </w:pPr>
-      <w:hyperlink w:history="1" r:id="rIdbyr1d2qpv1nuf8yv3s053">
+      <w:hyperlink w:history="1" r:id="rIds8zsvowjabc7iq2hp6cz3">
         <w:r>
           <w:rPr>
             <w:rStyle w:val="Hyperlink"/>
@@ -675,7 +675,7 @@
           <w:numId w:val="2"/>
         </w:numPr>
       </w:pPr>
-      <w:hyperlink w:history="1" r:id="rIdu7gwyknxh0jauee-ghmmo">
+      <w:hyperlink w:history="1" r:id="rIdb9_xg71xvb6wkgoeqmcdl">
         <w:r>
           <w:rPr>
             <w:rStyle w:val="Hyperlink"/>
@@ -723,7 +723,7 @@
       <w:r>
         <w:t xml:space="preserve"> — créé — </w:t>
       </w:r>
-      <w:hyperlink w:history="1" r:id="rIdgbv7-uwdi0q0dx0mss_4c">
+      <w:hyperlink w:history="1" r:id="rIdlwtkrkaw2bqkjnbsb_ygu">
         <w:r>
           <w:rPr>
             <w:rStyle w:val="Hyperlink"/>
@@ -752,7 +752,7 @@
       <w:r>
         <w:t xml:space="preserve"> — créé — </w:t>
       </w:r>
-      <w:hyperlink w:history="1" r:id="rIda0guhfeuxtly3wdebbgmb">
+      <w:hyperlink w:history="1" r:id="rIdhstzf59sbcz6etabhs5ba">
         <w:r>
           <w:rPr>
             <w:rStyle w:val="Hyperlink"/>
@@ -789,7 +789,7 @@
       <w:r>
         <w:t xml:space="preserve"> — créé — </w:t>
       </w:r>
-      <w:hyperlink w:history="1" r:id="rIdqkv_c3y3pbmhwp8n8_zqs">
+      <w:hyperlink w:history="1" r:id="rIdzvo5wboscewfwr6eno9v2">
         <w:r>
           <w:rPr>
             <w:rStyle w:val="Hyperlink"/>
@@ -818,7 +818,7 @@
       <w:r>
         <w:t xml:space="preserve"> — modifié — </w:t>
       </w:r>
-      <w:hyperlink w:history="1" r:id="rIdbcebseslyrmkt05oz92lx">
+      <w:hyperlink w:history="1" r:id="rIdu1eay2oblofxdjc0q4zst">
         <w:r>
           <w:rPr>
             <w:rStyle w:val="Hyperlink"/>
@@ -847,7 +847,7 @@
       <w:r>
         <w:t xml:space="preserve"> — créé — </w:t>
       </w:r>
-      <w:hyperlink w:history="1" r:id="rId0o9zxuxpnvd_xz5q2qp0x">
+      <w:hyperlink w:history="1" r:id="rIdpblwxhxyc93j3sapeong2">
         <w:r>
           <w:rPr>
             <w:rStyle w:val="Hyperlink"/>
@@ -884,7 +884,7 @@
       <w:r>
         <w:t xml:space="preserve"> — modifié — </w:t>
       </w:r>
-      <w:hyperlink w:history="1" r:id="rIdzz67xqsl2qvy0if-ylhle">
+      <w:hyperlink w:history="1" r:id="rIdqnadictvwfmxwyr9vkcfh">
         <w:r>
           <w:rPr>
             <w:rStyle w:val="Hyperlink"/>
@@ -913,7 +913,7 @@
       <w:r>
         <w:t xml:space="preserve"> — créé — </w:t>
       </w:r>
-      <w:hyperlink w:history="1" r:id="rIdebkjllwgghqnipfvjsmm7">
+      <w:hyperlink w:history="1" r:id="rIdsa4tlee6evf4d6aymioic">
         <w:r>
           <w:rPr>
             <w:rStyle w:val="Hyperlink"/>
@@ -942,7 +942,7 @@
       <w:r>
         <w:t xml:space="preserve"> — modifié — </w:t>
       </w:r>
-      <w:hyperlink w:history="1" r:id="rIdshfbmij40c20axqrccwfn">
+      <w:hyperlink w:history="1" r:id="rIdytixvvmbtexzkul2ooybt">
         <w:r>
           <w:rPr>
             <w:rStyle w:val="Hyperlink"/>
@@ -971,7 +971,7 @@
       <w:r>
         <w:t xml:space="preserve"> — modifié — </w:t>
       </w:r>
-      <w:hyperlink w:history="1" r:id="rIdt7vdfbif7cwo4kjnwrmfw">
+      <w:hyperlink w:history="1" r:id="rId75ngr8ms4x0o-u6-hwfgc">
         <w:r>
           <w:rPr>
             <w:rStyle w:val="Hyperlink"/>
@@ -1008,7 +1008,7 @@
       <w:r>
         <w:t xml:space="preserve"> — créé — </w:t>
       </w:r>
-      <w:hyperlink w:history="1" r:id="rIdqt4btghng4gfe3kb9yv75">
+      <w:hyperlink w:history="1" r:id="rIdwybvgng4ecfyap6odxbln">
         <w:r>
           <w:rPr>
             <w:rStyle w:val="Hyperlink"/>
@@ -1037,7 +1037,7 @@
       <w:r>
         <w:t xml:space="preserve"> — modifié — </w:t>
       </w:r>
-      <w:hyperlink w:history="1" r:id="rIdleiu8ea9uausulhxmifsu">
+      <w:hyperlink w:history="1" r:id="rIdfv4dwds9qzjsxz7wrk_ow">
         <w:r>
           <w:rPr>
             <w:rStyle w:val="Hyperlink"/>
@@ -1074,7 +1074,7 @@
       <w:r>
         <w:t xml:space="preserve"> — modifié — </w:t>
       </w:r>
-      <w:hyperlink w:history="1" r:id="rIdj6cuoenjuvae28nzedjlf">
+      <w:hyperlink w:history="1" r:id="rId96hyiccfbjbuvct5ndj47">
         <w:r>
           <w:rPr>
             <w:rStyle w:val="Hyperlink"/>
@@ -1103,7 +1103,7 @@
       <w:r>
         <w:t xml:space="preserve"> — modifié — </w:t>
       </w:r>
-      <w:hyperlink w:history="1" r:id="rIdhmww13oqxmczohwebcfrv">
+      <w:hyperlink w:history="1" r:id="rIdfrgctxefgvi9eqaaolkye">
         <w:r>
           <w:rPr>
             <w:rStyle w:val="Hyperlink"/>
@@ -1132,7 +1132,7 @@
       <w:r>
         <w:t xml:space="preserve"> — créé — </w:t>
       </w:r>
-      <w:hyperlink w:history="1" r:id="rId5oeh5qaihfmzu-3nosbxb">
+      <w:hyperlink w:history="1" r:id="rIdjc6ismqj2ixnmetducafh">
         <w:r>
           <w:rPr>
             <w:rStyle w:val="Hyperlink"/>
@@ -1161,7 +1161,7 @@
       <w:r>
         <w:t xml:space="preserve"> — créé — </w:t>
       </w:r>
-      <w:hyperlink w:history="1" r:id="rIdspmvgqxryl0gli9f-h1vk">
+      <w:hyperlink w:history="1" r:id="rIdifmmr-n0qghpsgto9ggs7">
         <w:r>
           <w:rPr>
             <w:rStyle w:val="Hyperlink"/>
@@ -1190,7 +1190,7 @@
       <w:r>
         <w:t xml:space="preserve"> — créé — </w:t>
       </w:r>
-      <w:hyperlink w:history="1" r:id="rIdqhth5rtjij5l41qxugww1">
+      <w:hyperlink w:history="1" r:id="rIdnclkup9su-bdl4ylibzam">
         <w:r>
           <w:rPr>
             <w:rStyle w:val="Hyperlink"/>
@@ -1219,7 +1219,7 @@
       <w:r>
         <w:t xml:space="preserve"> — créé — </w:t>
       </w:r>
-      <w:hyperlink w:history="1" r:id="rIdxlmnsz6k3l35vjnpn_oky">
+      <w:hyperlink w:history="1" r:id="rIdiet62rw5pzvy5umwpckce">
         <w:r>
           <w:rPr>
             <w:rStyle w:val="Hyperlink"/>
@@ -1248,7 +1248,7 @@
       <w:r>
         <w:t xml:space="preserve"> — modifié — </w:t>
       </w:r>
-      <w:hyperlink w:history="1" r:id="rId5ts5y6xlifabq2melcc64">
+      <w:hyperlink w:history="1" r:id="rIdp6suo8h-mvaznl0ddglq0">
         <w:r>
           <w:rPr>
             <w:rStyle w:val="Hyperlink"/>

--- a/docs/developpement/phases/word/PHASE_61_EVENEMENTS_PRIVES.docx
+++ b/docs/developpement/phases/word/PHASE_61_EVENEMENTS_PRIVES.docx
@@ -20,7 +20,7 @@
       <w:r>
         <w:t xml:space="preserve">FlaiX Expert · dossier de développement · généré le 2026-10-19 depuis le dépôt </w:t>
       </w:r>
-      <w:hyperlink w:history="1" r:id="rIdh2cpppt-rtf0bgqkuakjt">
+      <w:hyperlink w:history="1" r:id="rIdsdhcwlqxkrm5gxmql9h_i">
         <w:r>
           <w:rPr>
             <w:rStyle w:val="Hyperlink"/>
@@ -655,7 +655,7 @@
           <w:numId w:val="2"/>
         </w:numPr>
       </w:pPr>
-      <w:hyperlink w:history="1" r:id="rIds8zsvowjabc7iq2hp6cz3">
+      <w:hyperlink w:history="1" r:id="rId3vc_4-irmqk9hhnyztvpv">
         <w:r>
           <w:rPr>
             <w:rStyle w:val="Hyperlink"/>
@@ -675,7 +675,7 @@
           <w:numId w:val="2"/>
         </w:numPr>
       </w:pPr>
-      <w:hyperlink w:history="1" r:id="rIdb9_xg71xvb6wkgoeqmcdl">
+      <w:hyperlink w:history="1" r:id="rId2pco2ngz58veg713trzqt">
         <w:r>
           <w:rPr>
             <w:rStyle w:val="Hyperlink"/>
@@ -723,7 +723,7 @@
       <w:r>
         <w:t xml:space="preserve"> — créé — </w:t>
       </w:r>
-      <w:hyperlink w:history="1" r:id="rIdlwtkrkaw2bqkjnbsb_ygu">
+      <w:hyperlink w:history="1" r:id="rIdgdrkyg0obvqmi7sunrwa3">
         <w:r>
           <w:rPr>
             <w:rStyle w:val="Hyperlink"/>
@@ -752,7 +752,7 @@
       <w:r>
         <w:t xml:space="preserve"> — créé — </w:t>
       </w:r>
-      <w:hyperlink w:history="1" r:id="rIdhstzf59sbcz6etabhs5ba">
+      <w:hyperlink w:history="1" r:id="rIds_rndagf2604xytzs3xte">
         <w:r>
           <w:rPr>
             <w:rStyle w:val="Hyperlink"/>
@@ -789,7 +789,7 @@
       <w:r>
         <w:t xml:space="preserve"> — créé — </w:t>
       </w:r>
-      <w:hyperlink w:history="1" r:id="rIdzvo5wboscewfwr6eno9v2">
+      <w:hyperlink w:history="1" r:id="rId4hwnwr83o6xnxy-ctoqm_">
         <w:r>
           <w:rPr>
             <w:rStyle w:val="Hyperlink"/>
@@ -818,7 +818,7 @@
       <w:r>
         <w:t xml:space="preserve"> — modifié — </w:t>
       </w:r>
-      <w:hyperlink w:history="1" r:id="rIdu1eay2oblofxdjc0q4zst">
+      <w:hyperlink w:history="1" r:id="rIdl306unloisklvpz6obe_a">
         <w:r>
           <w:rPr>
             <w:rStyle w:val="Hyperlink"/>
@@ -847,7 +847,7 @@
       <w:r>
         <w:t xml:space="preserve"> — créé — </w:t>
       </w:r>
-      <w:hyperlink w:history="1" r:id="rIdpblwxhxyc93j3sapeong2">
+      <w:hyperlink w:history="1" r:id="rIdx-ve2tzrgwz_gfofhtiky">
         <w:r>
           <w:rPr>
             <w:rStyle w:val="Hyperlink"/>
@@ -884,7 +884,7 @@
       <w:r>
         <w:t xml:space="preserve"> — modifié — </w:t>
       </w:r>
-      <w:hyperlink w:history="1" r:id="rIdqnadictvwfmxwyr9vkcfh">
+      <w:hyperlink w:history="1" r:id="rIdqjsgf-mk1selw2cikmpoc">
         <w:r>
           <w:rPr>
             <w:rStyle w:val="Hyperlink"/>
@@ -913,7 +913,7 @@
       <w:r>
         <w:t xml:space="preserve"> — créé — </w:t>
       </w:r>
-      <w:hyperlink w:history="1" r:id="rIdsa4tlee6evf4d6aymioic">
+      <w:hyperlink w:history="1" r:id="rIddvlaoauzx-psw5vzptkuf">
         <w:r>
           <w:rPr>
             <w:rStyle w:val="Hyperlink"/>
@@ -942,7 +942,7 @@
       <w:r>
         <w:t xml:space="preserve"> — modifié — </w:t>
       </w:r>
-      <w:hyperlink w:history="1" r:id="rIdytixvvmbtexzkul2ooybt">
+      <w:hyperlink w:history="1" r:id="rIdvj3amcnpujobbshxqafpa">
         <w:r>
           <w:rPr>
             <w:rStyle w:val="Hyperlink"/>
@@ -971,7 +971,7 @@
       <w:r>
         <w:t xml:space="preserve"> — modifié — </w:t>
       </w:r>
-      <w:hyperlink w:history="1" r:id="rId75ngr8ms4x0o-u6-hwfgc">
+      <w:hyperlink w:history="1" r:id="rIdg88ctyitypuwe9vv0djcy">
         <w:r>
           <w:rPr>
             <w:rStyle w:val="Hyperlink"/>
@@ -1008,7 +1008,7 @@
       <w:r>
         <w:t xml:space="preserve"> — créé — </w:t>
       </w:r>
-      <w:hyperlink w:history="1" r:id="rIdwybvgng4ecfyap6odxbln">
+      <w:hyperlink w:history="1" r:id="rIdr6akjr4jqageaks06bmp7">
         <w:r>
           <w:rPr>
             <w:rStyle w:val="Hyperlink"/>
@@ -1037,7 +1037,7 @@
       <w:r>
         <w:t xml:space="preserve"> — modifié — </w:t>
       </w:r>
-      <w:hyperlink w:history="1" r:id="rIdfv4dwds9qzjsxz7wrk_ow">
+      <w:hyperlink w:history="1" r:id="rIdn0wk6cylzgobgvtfx_f4a">
         <w:r>
           <w:rPr>
             <w:rStyle w:val="Hyperlink"/>
@@ -1074,7 +1074,7 @@
       <w:r>
         <w:t xml:space="preserve"> — modifié — </w:t>
       </w:r>
-      <w:hyperlink w:history="1" r:id="rId96hyiccfbjbuvct5ndj47">
+      <w:hyperlink w:history="1" r:id="rIdnoxscm-lsphf40z5wsapt">
         <w:r>
           <w:rPr>
             <w:rStyle w:val="Hyperlink"/>
@@ -1103,7 +1103,7 @@
       <w:r>
         <w:t xml:space="preserve"> — modifié — </w:t>
       </w:r>
-      <w:hyperlink w:history="1" r:id="rIdfrgctxefgvi9eqaaolkye">
+      <w:hyperlink w:history="1" r:id="rId-wuefs1iuzdb3wstqervw">
         <w:r>
           <w:rPr>
             <w:rStyle w:val="Hyperlink"/>
@@ -1132,7 +1132,7 @@
       <w:r>
         <w:t xml:space="preserve"> — créé — </w:t>
       </w:r>
-      <w:hyperlink w:history="1" r:id="rIdjc6ismqj2ixnmetducafh">
+      <w:hyperlink w:history="1" r:id="rIdahlbyvlwjnlob0lo9kfle">
         <w:r>
           <w:rPr>
             <w:rStyle w:val="Hyperlink"/>
@@ -1161,7 +1161,7 @@
       <w:r>
         <w:t xml:space="preserve"> — créé — </w:t>
       </w:r>
-      <w:hyperlink w:history="1" r:id="rIdifmmr-n0qghpsgto9ggs7">
+      <w:hyperlink w:history="1" r:id="rId27rh4ywk-rin2smxcgjef">
         <w:r>
           <w:rPr>
             <w:rStyle w:val="Hyperlink"/>
@@ -1190,7 +1190,7 @@
       <w:r>
         <w:t xml:space="preserve"> — créé — </w:t>
       </w:r>
-      <w:hyperlink w:history="1" r:id="rIdnclkup9su-bdl4ylibzam">
+      <w:hyperlink w:history="1" r:id="rIdiuzqjxvnj09waxwvyrcyw">
         <w:r>
           <w:rPr>
             <w:rStyle w:val="Hyperlink"/>
@@ -1219,7 +1219,7 @@
       <w:r>
         <w:t xml:space="preserve"> — créé — </w:t>
       </w:r>
-      <w:hyperlink w:history="1" r:id="rIdiet62rw5pzvy5umwpckce">
+      <w:hyperlink w:history="1" r:id="rIdjgwhuwcvuqflx8ttueznm">
         <w:r>
           <w:rPr>
             <w:rStyle w:val="Hyperlink"/>
@@ -1248,7 +1248,7 @@
       <w:r>
         <w:t xml:space="preserve"> — modifié — </w:t>
       </w:r>
-      <w:hyperlink w:history="1" r:id="rIdp6suo8h-mvaznl0ddglq0">
+      <w:hyperlink w:history="1" r:id="rIdfni2fpgny5e72zm7putew">
         <w:r>
           <w:rPr>
             <w:rStyle w:val="Hyperlink"/>

--- a/docs/developpement/phases/word/PHASE_61_EVENEMENTS_PRIVES.docx
+++ b/docs/developpement/phases/word/PHASE_61_EVENEMENTS_PRIVES.docx
@@ -20,7 +20,7 @@
       <w:r>
         <w:t xml:space="preserve">FlaiX Expert · dossier de développement · généré le 2026-10-19 depuis le dépôt </w:t>
       </w:r>
-      <w:hyperlink w:history="1" r:id="rIdsdhcwlqxkrm5gxmql9h_i">
+      <w:hyperlink w:history="1" r:id="rIdse1iz_7csr44ui2jvwno0">
         <w:r>
           <w:rPr>
             <w:rStyle w:val="Hyperlink"/>
@@ -655,7 +655,7 @@
           <w:numId w:val="2"/>
         </w:numPr>
       </w:pPr>
-      <w:hyperlink w:history="1" r:id="rId3vc_4-irmqk9hhnyztvpv">
+      <w:hyperlink w:history="1" r:id="rIdso1n8yjf0qqgydphsrhww">
         <w:r>
           <w:rPr>
             <w:rStyle w:val="Hyperlink"/>
@@ -675,7 +675,7 @@
           <w:numId w:val="2"/>
         </w:numPr>
       </w:pPr>
-      <w:hyperlink w:history="1" r:id="rId2pco2ngz58veg713trzqt">
+      <w:hyperlink w:history="1" r:id="rIdwcyu53jypxksjro6dnffh">
         <w:r>
           <w:rPr>
             <w:rStyle w:val="Hyperlink"/>
@@ -723,7 +723,7 @@
       <w:r>
         <w:t xml:space="preserve"> — créé — </w:t>
       </w:r>
-      <w:hyperlink w:history="1" r:id="rIdgdrkyg0obvqmi7sunrwa3">
+      <w:hyperlink w:history="1" r:id="rIdfaymjo_lakqxrweywaihm">
         <w:r>
           <w:rPr>
             <w:rStyle w:val="Hyperlink"/>
@@ -752,7 +752,7 @@
       <w:r>
         <w:t xml:space="preserve"> — créé — </w:t>
       </w:r>
-      <w:hyperlink w:history="1" r:id="rIds_rndagf2604xytzs3xte">
+      <w:hyperlink w:history="1" r:id="rIdo6ige2xqvvo-xdqmrmf4v">
         <w:r>
           <w:rPr>
             <w:rStyle w:val="Hyperlink"/>
@@ -789,7 +789,7 @@
       <w:r>
         <w:t xml:space="preserve"> — créé — </w:t>
       </w:r>
-      <w:hyperlink w:history="1" r:id="rId4hwnwr83o6xnxy-ctoqm_">
+      <w:hyperlink w:history="1" r:id="rId-ky2ckqzfofgtlmt8rtxe">
         <w:r>
           <w:rPr>
             <w:rStyle w:val="Hyperlink"/>
@@ -818,7 +818,7 @@
       <w:r>
         <w:t xml:space="preserve"> — modifié — </w:t>
       </w:r>
-      <w:hyperlink w:history="1" r:id="rIdl306unloisklvpz6obe_a">
+      <w:hyperlink w:history="1" r:id="rIdfq_ll1ple5umhrgytxnkv">
         <w:r>
           <w:rPr>
             <w:rStyle w:val="Hyperlink"/>
@@ -847,7 +847,7 @@
       <w:r>
         <w:t xml:space="preserve"> — créé — </w:t>
       </w:r>
-      <w:hyperlink w:history="1" r:id="rIdx-ve2tzrgwz_gfofhtiky">
+      <w:hyperlink w:history="1" r:id="rIdylrkyrhhf3otrsecudyxq">
         <w:r>
           <w:rPr>
             <w:rStyle w:val="Hyperlink"/>
@@ -884,7 +884,7 @@
       <w:r>
         <w:t xml:space="preserve"> — modifié — </w:t>
       </w:r>
-      <w:hyperlink w:history="1" r:id="rIdqjsgf-mk1selw2cikmpoc">
+      <w:hyperlink w:history="1" r:id="rIdquc527hzkkjd1xovsoahg">
         <w:r>
           <w:rPr>
             <w:rStyle w:val="Hyperlink"/>
@@ -913,7 +913,7 @@
       <w:r>
         <w:t xml:space="preserve"> — créé — </w:t>
       </w:r>
-      <w:hyperlink w:history="1" r:id="rIddvlaoauzx-psw5vzptkuf">
+      <w:hyperlink w:history="1" r:id="rIdkv2ckj_pvkszmrz8rfsqk">
         <w:r>
           <w:rPr>
             <w:rStyle w:val="Hyperlink"/>
@@ -942,7 +942,7 @@
       <w:r>
         <w:t xml:space="preserve"> — modifié — </w:t>
       </w:r>
-      <w:hyperlink w:history="1" r:id="rIdvj3amcnpujobbshxqafpa">
+      <w:hyperlink w:history="1" r:id="rIdfgmuhqzmqpiaanptbqotq">
         <w:r>
           <w:rPr>
             <w:rStyle w:val="Hyperlink"/>
@@ -971,7 +971,7 @@
       <w:r>
         <w:t xml:space="preserve"> — modifié — </w:t>
       </w:r>
-      <w:hyperlink w:history="1" r:id="rIdg88ctyitypuwe9vv0djcy">
+      <w:hyperlink w:history="1" r:id="rIdjbhqxhgmh_witgfpgq3nf">
         <w:r>
           <w:rPr>
             <w:rStyle w:val="Hyperlink"/>
@@ -1008,7 +1008,7 @@
       <w:r>
         <w:t xml:space="preserve"> — créé — </w:t>
       </w:r>
-      <w:hyperlink w:history="1" r:id="rIdr6akjr4jqageaks06bmp7">
+      <w:hyperlink w:history="1" r:id="rId5yglxyifue9_kg9ervdpd">
         <w:r>
           <w:rPr>
             <w:rStyle w:val="Hyperlink"/>
@@ -1037,7 +1037,7 @@
       <w:r>
         <w:t xml:space="preserve"> — modifié — </w:t>
       </w:r>
-      <w:hyperlink w:history="1" r:id="rIdn0wk6cylzgobgvtfx_f4a">
+      <w:hyperlink w:history="1" r:id="rIdihbfewphzosnvagf81p-i">
         <w:r>
           <w:rPr>
             <w:rStyle w:val="Hyperlink"/>
@@ -1074,7 +1074,7 @@
       <w:r>
         <w:t xml:space="preserve"> — modifié — </w:t>
       </w:r>
-      <w:hyperlink w:history="1" r:id="rIdnoxscm-lsphf40z5wsapt">
+      <w:hyperlink w:history="1" r:id="rIdcyurjzuax4qnrxtaecc2a">
         <w:r>
           <w:rPr>
             <w:rStyle w:val="Hyperlink"/>
@@ -1103,7 +1103,7 @@
       <w:r>
         <w:t xml:space="preserve"> — modifié — </w:t>
       </w:r>
-      <w:hyperlink w:history="1" r:id="rId-wuefs1iuzdb3wstqervw">
+      <w:hyperlink w:history="1" r:id="rId6af1p8zs3wsjsjgo2qjaj">
         <w:r>
           <w:rPr>
             <w:rStyle w:val="Hyperlink"/>
@@ -1132,7 +1132,7 @@
       <w:r>
         <w:t xml:space="preserve"> — créé — </w:t>
       </w:r>
-      <w:hyperlink w:history="1" r:id="rIdahlbyvlwjnlob0lo9kfle">
+      <w:hyperlink w:history="1" r:id="rId5nycpjqmzkgasp-jokohp">
         <w:r>
           <w:rPr>
             <w:rStyle w:val="Hyperlink"/>
@@ -1161,7 +1161,7 @@
       <w:r>
         <w:t xml:space="preserve"> — créé — </w:t>
       </w:r>
-      <w:hyperlink w:history="1" r:id="rId27rh4ywk-rin2smxcgjef">
+      <w:hyperlink w:history="1" r:id="rIdjdbl_u6ewph4yhuamzk-6">
         <w:r>
           <w:rPr>
             <w:rStyle w:val="Hyperlink"/>
@@ -1190,7 +1190,7 @@
       <w:r>
         <w:t xml:space="preserve"> — créé — </w:t>
       </w:r>
-      <w:hyperlink w:history="1" r:id="rIdiuzqjxvnj09waxwvyrcyw">
+      <w:hyperlink w:history="1" r:id="rIdvyuefjwgwdb1oefjtj9fw">
         <w:r>
           <w:rPr>
             <w:rStyle w:val="Hyperlink"/>
@@ -1219,7 +1219,7 @@
       <w:r>
         <w:t xml:space="preserve"> — créé — </w:t>
       </w:r>
-      <w:hyperlink w:history="1" r:id="rIdjgwhuwcvuqflx8ttueznm">
+      <w:hyperlink w:history="1" r:id="rIdavju8dmqvsv_kxxhf_ln2">
         <w:r>
           <w:rPr>
             <w:rStyle w:val="Hyperlink"/>
@@ -1248,7 +1248,7 @@
       <w:r>
         <w:t xml:space="preserve"> — modifié — </w:t>
       </w:r>
-      <w:hyperlink w:history="1" r:id="rIdfni2fpgny5e72zm7putew">
+      <w:hyperlink w:history="1" r:id="rId50oasszu6jmwxpyo91qlo">
         <w:r>
           <w:rPr>
             <w:rStyle w:val="Hyperlink"/>

--- a/docs/developpement/phases/word/PHASE_61_EVENEMENTS_PRIVES.docx
+++ b/docs/developpement/phases/word/PHASE_61_EVENEMENTS_PRIVES.docx
@@ -18,9 +18,9 @@
         <w:shd w:fill="F6F3FF" w:color="auto" w:val="clear"/>
       </w:pPr>
       <w:r>
-        <w:t xml:space="preserve">FlaiX Expert · dossier de développement · généré le 2026-10-19 depuis le dépôt </w:t>
-      </w:r>
-      <w:hyperlink w:history="1" r:id="rIdse1iz_7csr44ui2jvwno0">
+        <w:t xml:space="preserve">FlaiX Expert · dossier de développement · généré le 2026-10-21 depuis le dépôt </w:t>
+      </w:r>
+      <w:hyperlink w:history="1" r:id="rIdbhu0zmiz8rgi0z4rivfru">
         <w:r>
           <w:rPr>
             <w:rStyle w:val="Hyperlink"/>
@@ -655,7 +655,7 @@
           <w:numId w:val="2"/>
         </w:numPr>
       </w:pPr>
-      <w:hyperlink w:history="1" r:id="rIdso1n8yjf0qqgydphsrhww">
+      <w:hyperlink w:history="1" r:id="rId8am5cpndqkauwvbsuhbsn">
         <w:r>
           <w:rPr>
             <w:rStyle w:val="Hyperlink"/>
@@ -675,7 +675,7 @@
           <w:numId w:val="2"/>
         </w:numPr>
       </w:pPr>
-      <w:hyperlink w:history="1" r:id="rIdwcyu53jypxksjro6dnffh">
+      <w:hyperlink w:history="1" r:id="rIdrpdwrbn6b_ydrm9kvq8vx">
         <w:r>
           <w:rPr>
             <w:rStyle w:val="Hyperlink"/>
@@ -723,7 +723,7 @@
       <w:r>
         <w:t xml:space="preserve"> — créé — </w:t>
       </w:r>
-      <w:hyperlink w:history="1" r:id="rIdfaymjo_lakqxrweywaihm">
+      <w:hyperlink w:history="1" r:id="rIdcz1tc4htuvcdhhcranylp">
         <w:r>
           <w:rPr>
             <w:rStyle w:val="Hyperlink"/>
@@ -752,7 +752,7 @@
       <w:r>
         <w:t xml:space="preserve"> — créé — </w:t>
       </w:r>
-      <w:hyperlink w:history="1" r:id="rIdo6ige2xqvvo-xdqmrmf4v">
+      <w:hyperlink w:history="1" r:id="rIdhz37nsxk7btfce99fcxhj">
         <w:r>
           <w:rPr>
             <w:rStyle w:val="Hyperlink"/>
@@ -789,7 +789,7 @@
       <w:r>
         <w:t xml:space="preserve"> — créé — </w:t>
       </w:r>
-      <w:hyperlink w:history="1" r:id="rId-ky2ckqzfofgtlmt8rtxe">
+      <w:hyperlink w:history="1" r:id="rIdxjf80rdpjq9thw2zvofjj">
         <w:r>
           <w:rPr>
             <w:rStyle w:val="Hyperlink"/>
@@ -818,7 +818,7 @@
       <w:r>
         <w:t xml:space="preserve"> — modifié — </w:t>
       </w:r>
-      <w:hyperlink w:history="1" r:id="rIdfq_ll1ple5umhrgytxnkv">
+      <w:hyperlink w:history="1" r:id="rId0jl62xgdhrknjxozsllg0">
         <w:r>
           <w:rPr>
             <w:rStyle w:val="Hyperlink"/>
@@ -847,7 +847,7 @@
       <w:r>
         <w:t xml:space="preserve"> — créé — </w:t>
       </w:r>
-      <w:hyperlink w:history="1" r:id="rIdylrkyrhhf3otrsecudyxq">
+      <w:hyperlink w:history="1" r:id="rId9ynpm-df1jhttd74tjaki">
         <w:r>
           <w:rPr>
             <w:rStyle w:val="Hyperlink"/>
@@ -884,7 +884,7 @@
       <w:r>
         <w:t xml:space="preserve"> — modifié — </w:t>
       </w:r>
-      <w:hyperlink w:history="1" r:id="rIdquc527hzkkjd1xovsoahg">
+      <w:hyperlink w:history="1" r:id="rIdbeynso68jlh8e3dpm7yvo">
         <w:r>
           <w:rPr>
             <w:rStyle w:val="Hyperlink"/>
@@ -913,7 +913,7 @@
       <w:r>
         <w:t xml:space="preserve"> — créé — </w:t>
       </w:r>
-      <w:hyperlink w:history="1" r:id="rIdkv2ckj_pvkszmrz8rfsqk">
+      <w:hyperlink w:history="1" r:id="rIdl7mygkaxtzjm0svbxxnnf">
         <w:r>
           <w:rPr>
             <w:rStyle w:val="Hyperlink"/>
@@ -942,7 +942,7 @@
       <w:r>
         <w:t xml:space="preserve"> — modifié — </w:t>
       </w:r>
-      <w:hyperlink w:history="1" r:id="rIdfgmuhqzmqpiaanptbqotq">
+      <w:hyperlink w:history="1" r:id="rIdjygsepnngslkk5vlgc7re">
         <w:r>
           <w:rPr>
             <w:rStyle w:val="Hyperlink"/>
@@ -971,7 +971,7 @@
       <w:r>
         <w:t xml:space="preserve"> — modifié — </w:t>
       </w:r>
-      <w:hyperlink w:history="1" r:id="rIdjbhqxhgmh_witgfpgq3nf">
+      <w:hyperlink w:history="1" r:id="rIdk1sff0em5mpedtilp-ude">
         <w:r>
           <w:rPr>
             <w:rStyle w:val="Hyperlink"/>
@@ -1008,7 +1008,7 @@
       <w:r>
         <w:t xml:space="preserve"> — créé — </w:t>
       </w:r>
-      <w:hyperlink w:history="1" r:id="rId5yglxyifue9_kg9ervdpd">
+      <w:hyperlink w:history="1" r:id="rIdlndfglrfpgioavjjhx66o">
         <w:r>
           <w:rPr>
             <w:rStyle w:val="Hyperlink"/>
@@ -1037,7 +1037,7 @@
       <w:r>
         <w:t xml:space="preserve"> — modifié — </w:t>
       </w:r>
-      <w:hyperlink w:history="1" r:id="rIdihbfewphzosnvagf81p-i">
+      <w:hyperlink w:history="1" r:id="rIdf6vg-kngxr90zzy66by8n">
         <w:r>
           <w:rPr>
             <w:rStyle w:val="Hyperlink"/>
@@ -1074,7 +1074,7 @@
       <w:r>
         <w:t xml:space="preserve"> — modifié — </w:t>
       </w:r>
-      <w:hyperlink w:history="1" r:id="rIdcyurjzuax4qnrxtaecc2a">
+      <w:hyperlink w:history="1" r:id="rId8hoxbshpjrcsck3k6aymp">
         <w:r>
           <w:rPr>
             <w:rStyle w:val="Hyperlink"/>
@@ -1103,7 +1103,7 @@
       <w:r>
         <w:t xml:space="preserve"> — modifié — </w:t>
       </w:r>
-      <w:hyperlink w:history="1" r:id="rId6af1p8zs3wsjsjgo2qjaj">
+      <w:hyperlink w:history="1" r:id="rId90vovjp_-ojcaidrlef94">
         <w:r>
           <w:rPr>
             <w:rStyle w:val="Hyperlink"/>
@@ -1132,7 +1132,7 @@
       <w:r>
         <w:t xml:space="preserve"> — créé — </w:t>
       </w:r>
-      <w:hyperlink w:history="1" r:id="rId5nycpjqmzkgasp-jokohp">
+      <w:hyperlink w:history="1" r:id="rIdpslhhvv6jl03bwogf_fpu">
         <w:r>
           <w:rPr>
             <w:rStyle w:val="Hyperlink"/>
@@ -1161,7 +1161,7 @@
       <w:r>
         <w:t xml:space="preserve"> — créé — </w:t>
       </w:r>
-      <w:hyperlink w:history="1" r:id="rIdjdbl_u6ewph4yhuamzk-6">
+      <w:hyperlink w:history="1" r:id="rIdttq9y6kzp6xlt8wozlac5">
         <w:r>
           <w:rPr>
             <w:rStyle w:val="Hyperlink"/>
@@ -1190,7 +1190,7 @@
       <w:r>
         <w:t xml:space="preserve"> — créé — </w:t>
       </w:r>
-      <w:hyperlink w:history="1" r:id="rIdvyuefjwgwdb1oefjtj9fw">
+      <w:hyperlink w:history="1" r:id="rIdby2wxum65dfsqyfjiptoi">
         <w:r>
           <w:rPr>
             <w:rStyle w:val="Hyperlink"/>
@@ -1219,7 +1219,7 @@
       <w:r>
         <w:t xml:space="preserve"> — créé — </w:t>
       </w:r>
-      <w:hyperlink w:history="1" r:id="rIdavju8dmqvsv_kxxhf_ln2">
+      <w:hyperlink w:history="1" r:id="rId7zizjq6ai2fapphob0afj">
         <w:r>
           <w:rPr>
             <w:rStyle w:val="Hyperlink"/>
@@ -1248,7 +1248,7 @@
       <w:r>
         <w:t xml:space="preserve"> — modifié — </w:t>
       </w:r>
-      <w:hyperlink w:history="1" r:id="rId50oasszu6jmwxpyo91qlo">
+      <w:hyperlink w:history="1" r:id="rIdnzfdwvrf9zgc7vxrwb0hr">
         <w:r>
           <w:rPr>
             <w:rStyle w:val="Hyperlink"/>

--- a/docs/developpement/phases/word/PHASE_61_EVENEMENTS_PRIVES.docx
+++ b/docs/developpement/phases/word/PHASE_61_EVENEMENTS_PRIVES.docx
@@ -20,7 +20,7 @@
       <w:r>
         <w:t xml:space="preserve">FlaiX Expert · dossier de développement · généré le 2026-10-21 depuis le dépôt </w:t>
       </w:r>
-      <w:hyperlink w:history="1" r:id="rIdbhu0zmiz8rgi0z4rivfru">
+      <w:hyperlink w:history="1" r:id="rId-76xctrkljw3fac_ickbw">
         <w:r>
           <w:rPr>
             <w:rStyle w:val="Hyperlink"/>
@@ -655,7 +655,7 @@
           <w:numId w:val="2"/>
         </w:numPr>
       </w:pPr>
-      <w:hyperlink w:history="1" r:id="rId8am5cpndqkauwvbsuhbsn">
+      <w:hyperlink w:history="1" r:id="rIdhmte4ikk4prm2bg1pa6ak">
         <w:r>
           <w:rPr>
             <w:rStyle w:val="Hyperlink"/>
@@ -675,7 +675,7 @@
           <w:numId w:val="2"/>
         </w:numPr>
       </w:pPr>
-      <w:hyperlink w:history="1" r:id="rIdrpdwrbn6b_ydrm9kvq8vx">
+      <w:hyperlink w:history="1" r:id="rIdaynnstpc3bqts_ngf5j79">
         <w:r>
           <w:rPr>
             <w:rStyle w:val="Hyperlink"/>
@@ -723,7 +723,7 @@
       <w:r>
         <w:t xml:space="preserve"> — créé — </w:t>
       </w:r>
-      <w:hyperlink w:history="1" r:id="rIdcz1tc4htuvcdhhcranylp">
+      <w:hyperlink w:history="1" r:id="rIdp2enp42fcexmlngexbgyw">
         <w:r>
           <w:rPr>
             <w:rStyle w:val="Hyperlink"/>
@@ -752,7 +752,7 @@
       <w:r>
         <w:t xml:space="preserve"> — créé — </w:t>
       </w:r>
-      <w:hyperlink w:history="1" r:id="rIdhz37nsxk7btfce99fcxhj">
+      <w:hyperlink w:history="1" r:id="rIdyhbexlzsom5a6p1fatq1f">
         <w:r>
           <w:rPr>
             <w:rStyle w:val="Hyperlink"/>
@@ -789,7 +789,7 @@
       <w:r>
         <w:t xml:space="preserve"> — créé — </w:t>
       </w:r>
-      <w:hyperlink w:history="1" r:id="rIdxjf80rdpjq9thw2zvofjj">
+      <w:hyperlink w:history="1" r:id="rIdufavehygugko6d-btdu-6">
         <w:r>
           <w:rPr>
             <w:rStyle w:val="Hyperlink"/>
@@ -818,7 +818,7 @@
       <w:r>
         <w:t xml:space="preserve"> — modifié — </w:t>
       </w:r>
-      <w:hyperlink w:history="1" r:id="rId0jl62xgdhrknjxozsllg0">
+      <w:hyperlink w:history="1" r:id="rIdvro4qox9n2kimyk_ba32d">
         <w:r>
           <w:rPr>
             <w:rStyle w:val="Hyperlink"/>
@@ -847,7 +847,7 @@
       <w:r>
         <w:t xml:space="preserve"> — créé — </w:t>
       </w:r>
-      <w:hyperlink w:history="1" r:id="rId9ynpm-df1jhttd74tjaki">
+      <w:hyperlink w:history="1" r:id="rIdup1xhkpxsj1ogqmz7puch">
         <w:r>
           <w:rPr>
             <w:rStyle w:val="Hyperlink"/>
@@ -884,7 +884,7 @@
       <w:r>
         <w:t xml:space="preserve"> — modifié — </w:t>
       </w:r>
-      <w:hyperlink w:history="1" r:id="rIdbeynso68jlh8e3dpm7yvo">
+      <w:hyperlink w:history="1" r:id="rId7pw_pz8myo86xj6vkj8ve">
         <w:r>
           <w:rPr>
             <w:rStyle w:val="Hyperlink"/>
@@ -913,7 +913,7 @@
       <w:r>
         <w:t xml:space="preserve"> — créé — </w:t>
       </w:r>
-      <w:hyperlink w:history="1" r:id="rIdl7mygkaxtzjm0svbxxnnf">
+      <w:hyperlink w:history="1" r:id="rIddtl1myl0utbno2rajqt4f">
         <w:r>
           <w:rPr>
             <w:rStyle w:val="Hyperlink"/>
@@ -942,7 +942,7 @@
       <w:r>
         <w:t xml:space="preserve"> — modifié — </w:t>
       </w:r>
-      <w:hyperlink w:history="1" r:id="rIdjygsepnngslkk5vlgc7re">
+      <w:hyperlink w:history="1" r:id="rIdh-oemu5igxefdwm7frudk">
         <w:r>
           <w:rPr>
             <w:rStyle w:val="Hyperlink"/>
@@ -971,7 +971,7 @@
       <w:r>
         <w:t xml:space="preserve"> — modifié — </w:t>
       </w:r>
-      <w:hyperlink w:history="1" r:id="rIdk1sff0em5mpedtilp-ude">
+      <w:hyperlink w:history="1" r:id="rIdc5kvawixxp-l8a-052qrg">
         <w:r>
           <w:rPr>
             <w:rStyle w:val="Hyperlink"/>
@@ -1008,7 +1008,7 @@
       <w:r>
         <w:t xml:space="preserve"> — créé — </w:t>
       </w:r>
-      <w:hyperlink w:history="1" r:id="rIdlndfglrfpgioavjjhx66o">
+      <w:hyperlink w:history="1" r:id="rIdhynplkjkiaod72ydm-fcm">
         <w:r>
           <w:rPr>
             <w:rStyle w:val="Hyperlink"/>
@@ -1037,7 +1037,7 @@
       <w:r>
         <w:t xml:space="preserve"> — modifié — </w:t>
       </w:r>
-      <w:hyperlink w:history="1" r:id="rIdf6vg-kngxr90zzy66by8n">
+      <w:hyperlink w:history="1" r:id="rIdpkeshfdquwdtliaqpxosi">
         <w:r>
           <w:rPr>
             <w:rStyle w:val="Hyperlink"/>
@@ -1074,7 +1074,7 @@
       <w:r>
         <w:t xml:space="preserve"> — modifié — </w:t>
       </w:r>
-      <w:hyperlink w:history="1" r:id="rId8hoxbshpjrcsck3k6aymp">
+      <w:hyperlink w:history="1" r:id="rIdy1ul2ov68rfjba5nz1yqc">
         <w:r>
           <w:rPr>
             <w:rStyle w:val="Hyperlink"/>
@@ -1103,7 +1103,7 @@
       <w:r>
         <w:t xml:space="preserve"> — modifié — </w:t>
       </w:r>
-      <w:hyperlink w:history="1" r:id="rId90vovjp_-ojcaidrlef94">
+      <w:hyperlink w:history="1" r:id="rIdo3f3gds7vczgeevcke8wm">
         <w:r>
           <w:rPr>
             <w:rStyle w:val="Hyperlink"/>
@@ -1132,7 +1132,7 @@
       <w:r>
         <w:t xml:space="preserve"> — créé — </w:t>
       </w:r>
-      <w:hyperlink w:history="1" r:id="rIdpslhhvv6jl03bwogf_fpu">
+      <w:hyperlink w:history="1" r:id="rIdrghd51obqgc2khgaqbm3y">
         <w:r>
           <w:rPr>
             <w:rStyle w:val="Hyperlink"/>
@@ -1161,7 +1161,7 @@
       <w:r>
         <w:t xml:space="preserve"> — créé — </w:t>
       </w:r>
-      <w:hyperlink w:history="1" r:id="rIdttq9y6kzp6xlt8wozlac5">
+      <w:hyperlink w:history="1" r:id="rIdnmqqpioag_ewbxoued-ys">
         <w:r>
           <w:rPr>
             <w:rStyle w:val="Hyperlink"/>
@@ -1190,7 +1190,7 @@
       <w:r>
         <w:t xml:space="preserve"> — créé — </w:t>
       </w:r>
-      <w:hyperlink w:history="1" r:id="rIdby2wxum65dfsqyfjiptoi">
+      <w:hyperlink w:history="1" r:id="rIdjo-xlgwaaejcqm2ibwakf">
         <w:r>
           <w:rPr>
             <w:rStyle w:val="Hyperlink"/>
@@ -1219,7 +1219,7 @@
       <w:r>
         <w:t xml:space="preserve"> — créé — </w:t>
       </w:r>
-      <w:hyperlink w:history="1" r:id="rId7zizjq6ai2fapphob0afj">
+      <w:hyperlink w:history="1" r:id="rIdno_u7twtanyzxrvr6llvk">
         <w:r>
           <w:rPr>
             <w:rStyle w:val="Hyperlink"/>
@@ -1248,7 +1248,7 @@
       <w:r>
         <w:t xml:space="preserve"> — modifié — </w:t>
       </w:r>
-      <w:hyperlink w:history="1" r:id="rIdnzfdwvrf9zgc7vxrwb0hr">
+      <w:hyperlink w:history="1" r:id="rId4vsiaux351sx98v73ril3">
         <w:r>
           <w:rPr>
             <w:rStyle w:val="Hyperlink"/>

--- a/docs/developpement/phases/word/PHASE_61_EVENEMENTS_PRIVES.docx
+++ b/docs/developpement/phases/word/PHASE_61_EVENEMENTS_PRIVES.docx
@@ -18,9 +18,9 @@
         <w:shd w:fill="F6F3FF" w:color="auto" w:val="clear"/>
       </w:pPr>
       <w:r>
-        <w:t xml:space="preserve">FlaiX Expert · dossier de développement · généré le 2026-10-21 depuis le dépôt </w:t>
-      </w:r>
-      <w:hyperlink w:history="1" r:id="rId-76xctrkljw3fac_ickbw">
+        <w:t xml:space="preserve">FlaiX Expert · dossier de développement · généré le 2026-10-23 depuis le dépôt </w:t>
+      </w:r>
+      <w:hyperlink w:history="1" r:id="rIds2bntff8k5vcohkfxnm7m">
         <w:r>
           <w:rPr>
             <w:rStyle w:val="Hyperlink"/>
@@ -655,7 +655,7 @@
           <w:numId w:val="2"/>
         </w:numPr>
       </w:pPr>
-      <w:hyperlink w:history="1" r:id="rIdhmte4ikk4prm2bg1pa6ak">
+      <w:hyperlink w:history="1" r:id="rIdjlnkh8fawq5xffunsnoxn">
         <w:r>
           <w:rPr>
             <w:rStyle w:val="Hyperlink"/>
@@ -675,7 +675,7 @@
           <w:numId w:val="2"/>
         </w:numPr>
       </w:pPr>
-      <w:hyperlink w:history="1" r:id="rIdaynnstpc3bqts_ngf5j79">
+      <w:hyperlink w:history="1" r:id="rIdr2i06tsnforh-lgnpqmb_">
         <w:r>
           <w:rPr>
             <w:rStyle w:val="Hyperlink"/>
@@ -723,7 +723,7 @@
       <w:r>
         <w:t xml:space="preserve"> — créé — </w:t>
       </w:r>
-      <w:hyperlink w:history="1" r:id="rIdp2enp42fcexmlngexbgyw">
+      <w:hyperlink w:history="1" r:id="rIdha8sh8i6oscfyowejzocn">
         <w:r>
           <w:rPr>
             <w:rStyle w:val="Hyperlink"/>
@@ -752,7 +752,7 @@
       <w:r>
         <w:t xml:space="preserve"> — créé — </w:t>
       </w:r>
-      <w:hyperlink w:history="1" r:id="rIdyhbexlzsom5a6p1fatq1f">
+      <w:hyperlink w:history="1" r:id="rIdb_gkcoj-449juw6_fo8r5">
         <w:r>
           <w:rPr>
             <w:rStyle w:val="Hyperlink"/>
@@ -789,7 +789,7 @@
       <w:r>
         <w:t xml:space="preserve"> — créé — </w:t>
       </w:r>
-      <w:hyperlink w:history="1" r:id="rIdufavehygugko6d-btdu-6">
+      <w:hyperlink w:history="1" r:id="rIdgcbzdnge9xnuibl6w-tni">
         <w:r>
           <w:rPr>
             <w:rStyle w:val="Hyperlink"/>
@@ -818,7 +818,7 @@
       <w:r>
         <w:t xml:space="preserve"> — modifié — </w:t>
       </w:r>
-      <w:hyperlink w:history="1" r:id="rIdvro4qox9n2kimyk_ba32d">
+      <w:hyperlink w:history="1" r:id="rIdehltmywct2yh_u5fjjltj">
         <w:r>
           <w:rPr>
             <w:rStyle w:val="Hyperlink"/>
@@ -847,7 +847,7 @@
       <w:r>
         <w:t xml:space="preserve"> — créé — </w:t>
       </w:r>
-      <w:hyperlink w:history="1" r:id="rIdup1xhkpxsj1ogqmz7puch">
+      <w:hyperlink w:history="1" r:id="rIdoblr6lnqrpsumwjcndxl_">
         <w:r>
           <w:rPr>
             <w:rStyle w:val="Hyperlink"/>
@@ -884,7 +884,7 @@
       <w:r>
         <w:t xml:space="preserve"> — modifié — </w:t>
       </w:r>
-      <w:hyperlink w:history="1" r:id="rId7pw_pz8myo86xj6vkj8ve">
+      <w:hyperlink w:history="1" r:id="rId6dbcah3htb8iqmuxosr8s">
         <w:r>
           <w:rPr>
             <w:rStyle w:val="Hyperlink"/>
@@ -913,7 +913,7 @@
       <w:r>
         <w:t xml:space="preserve"> — créé — </w:t>
       </w:r>
-      <w:hyperlink w:history="1" r:id="rIddtl1myl0utbno2rajqt4f">
+      <w:hyperlink w:history="1" r:id="rIduznum_uonw6jpvoa-kb9g">
         <w:r>
           <w:rPr>
             <w:rStyle w:val="Hyperlink"/>
@@ -942,7 +942,7 @@
       <w:r>
         <w:t xml:space="preserve"> — modifié — </w:t>
       </w:r>
-      <w:hyperlink w:history="1" r:id="rIdh-oemu5igxefdwm7frudk">
+      <w:hyperlink w:history="1" r:id="rId7ujgrcutuh5sffkmxztgb">
         <w:r>
           <w:rPr>
             <w:rStyle w:val="Hyperlink"/>
@@ -971,7 +971,7 @@
       <w:r>
         <w:t xml:space="preserve"> — modifié — </w:t>
       </w:r>
-      <w:hyperlink w:history="1" r:id="rIdc5kvawixxp-l8a-052qrg">
+      <w:hyperlink w:history="1" r:id="rIdxl0b-gl4v-kvwxxgsqkw5">
         <w:r>
           <w:rPr>
             <w:rStyle w:val="Hyperlink"/>
@@ -1008,7 +1008,7 @@
       <w:r>
         <w:t xml:space="preserve"> — créé — </w:t>
       </w:r>
-      <w:hyperlink w:history="1" r:id="rIdhynplkjkiaod72ydm-fcm">
+      <w:hyperlink w:history="1" r:id="rId5utbckw1ny_pkdrq_9v5u">
         <w:r>
           <w:rPr>
             <w:rStyle w:val="Hyperlink"/>
@@ -1037,7 +1037,7 @@
       <w:r>
         <w:t xml:space="preserve"> — modifié — </w:t>
       </w:r>
-      <w:hyperlink w:history="1" r:id="rIdpkeshfdquwdtliaqpxosi">
+      <w:hyperlink w:history="1" r:id="rIdkb_dabut5h9adqc38lmyo">
         <w:r>
           <w:rPr>
             <w:rStyle w:val="Hyperlink"/>
@@ -1074,7 +1074,7 @@
       <w:r>
         <w:t xml:space="preserve"> — modifié — </w:t>
       </w:r>
-      <w:hyperlink w:history="1" r:id="rIdy1ul2ov68rfjba5nz1yqc">
+      <w:hyperlink w:history="1" r:id="rIdu9dngnautcbg0zwfi8wh5">
         <w:r>
           <w:rPr>
             <w:rStyle w:val="Hyperlink"/>
@@ -1103,7 +1103,7 @@
       <w:r>
         <w:t xml:space="preserve"> — modifié — </w:t>
       </w:r>
-      <w:hyperlink w:history="1" r:id="rIdo3f3gds7vczgeevcke8wm">
+      <w:hyperlink w:history="1" r:id="rIdiaidefxfuuj1z6fxr-omq">
         <w:r>
           <w:rPr>
             <w:rStyle w:val="Hyperlink"/>
@@ -1132,7 +1132,7 @@
       <w:r>
         <w:t xml:space="preserve"> — créé — </w:t>
       </w:r>
-      <w:hyperlink w:history="1" r:id="rIdrghd51obqgc2khgaqbm3y">
+      <w:hyperlink w:history="1" r:id="rIdozyzubx_qbje0yuas17rf">
         <w:r>
           <w:rPr>
             <w:rStyle w:val="Hyperlink"/>
@@ -1161,7 +1161,7 @@
       <w:r>
         <w:t xml:space="preserve"> — créé — </w:t>
       </w:r>
-      <w:hyperlink w:history="1" r:id="rIdnmqqpioag_ewbxoued-ys">
+      <w:hyperlink w:history="1" r:id="rIdw_k1ynuc9yx--fhgkakxn">
         <w:r>
           <w:rPr>
             <w:rStyle w:val="Hyperlink"/>
@@ -1190,7 +1190,7 @@
       <w:r>
         <w:t xml:space="preserve"> — créé — </w:t>
       </w:r>
-      <w:hyperlink w:history="1" r:id="rIdjo-xlgwaaejcqm2ibwakf">
+      <w:hyperlink w:history="1" r:id="rIdrn75vxlqeoj5gwzks5afq">
         <w:r>
           <w:rPr>
             <w:rStyle w:val="Hyperlink"/>
@@ -1219,7 +1219,7 @@
       <w:r>
         <w:t xml:space="preserve"> — créé — </w:t>
       </w:r>
-      <w:hyperlink w:history="1" r:id="rIdno_u7twtanyzxrvr6llvk">
+      <w:hyperlink w:history="1" r:id="rIdcyngt3hqq_we7fsis2wu_">
         <w:r>
           <w:rPr>
             <w:rStyle w:val="Hyperlink"/>
@@ -1248,7 +1248,7 @@
       <w:r>
         <w:t xml:space="preserve"> — modifié — </w:t>
       </w:r>
-      <w:hyperlink w:history="1" r:id="rId4vsiaux351sx98v73ril3">
+      <w:hyperlink w:history="1" r:id="rIdlvfacrasylp4ronpp3vfr">
         <w:r>
           <w:rPr>
             <w:rStyle w:val="Hyperlink"/>

--- a/docs/developpement/phases/word/PHASE_61_EVENEMENTS_PRIVES.docx
+++ b/docs/developpement/phases/word/PHASE_61_EVENEMENTS_PRIVES.docx
@@ -18,9 +18,9 @@
         <w:shd w:fill="F6F3FF" w:color="auto" w:val="clear"/>
       </w:pPr>
       <w:r>
-        <w:t xml:space="preserve">FlaiX Expert · dossier de développement · généré le 2026-10-23 depuis le dépôt </w:t>
-      </w:r>
-      <w:hyperlink w:history="1" r:id="rIds2bntff8k5vcohkfxnm7m">
+        <w:t xml:space="preserve">FlaiX Expert · dossier de développement · généré le 2026-10-24 depuis le dépôt </w:t>
+      </w:r>
+      <w:hyperlink w:history="1" r:id="rIdc9qaz1ch7z8qiq5p5ioom">
         <w:r>
           <w:rPr>
             <w:rStyle w:val="Hyperlink"/>
@@ -655,7 +655,7 @@
           <w:numId w:val="2"/>
         </w:numPr>
       </w:pPr>
-      <w:hyperlink w:history="1" r:id="rIdjlnkh8fawq5xffunsnoxn">
+      <w:hyperlink w:history="1" r:id="rIdd4xvzwpnpsh13vrdgijv6">
         <w:r>
           <w:rPr>
             <w:rStyle w:val="Hyperlink"/>
@@ -675,7 +675,7 @@
           <w:numId w:val="2"/>
         </w:numPr>
       </w:pPr>
-      <w:hyperlink w:history="1" r:id="rIdr2i06tsnforh-lgnpqmb_">
+      <w:hyperlink w:history="1" r:id="rIdwmvx10uaxqmwukoyn-aeh">
         <w:r>
           <w:rPr>
             <w:rStyle w:val="Hyperlink"/>
@@ -723,7 +723,7 @@
       <w:r>
         <w:t xml:space="preserve"> — créé — </w:t>
       </w:r>
-      <w:hyperlink w:history="1" r:id="rIdha8sh8i6oscfyowejzocn">
+      <w:hyperlink w:history="1" r:id="rIdgezd3epaonluppfbah8ya">
         <w:r>
           <w:rPr>
             <w:rStyle w:val="Hyperlink"/>
@@ -752,7 +752,7 @@
       <w:r>
         <w:t xml:space="preserve"> — créé — </w:t>
       </w:r>
-      <w:hyperlink w:history="1" r:id="rIdb_gkcoj-449juw6_fo8r5">
+      <w:hyperlink w:history="1" r:id="rIdn63rayn42zsbgvj1mrjyx">
         <w:r>
           <w:rPr>
             <w:rStyle w:val="Hyperlink"/>
@@ -789,7 +789,7 @@
       <w:r>
         <w:t xml:space="preserve"> — créé — </w:t>
       </w:r>
-      <w:hyperlink w:history="1" r:id="rIdgcbzdnge9xnuibl6w-tni">
+      <w:hyperlink w:history="1" r:id="rIdnyo20jebdpivwnrdkxg8l">
         <w:r>
           <w:rPr>
             <w:rStyle w:val="Hyperlink"/>
@@ -818,7 +818,7 @@
       <w:r>
         <w:t xml:space="preserve"> — modifié — </w:t>
       </w:r>
-      <w:hyperlink w:history="1" r:id="rIdehltmywct2yh_u5fjjltj">
+      <w:hyperlink w:history="1" r:id="rIdtpfvqas_xoa1l3m1induc">
         <w:r>
           <w:rPr>
             <w:rStyle w:val="Hyperlink"/>
@@ -847,7 +847,7 @@
       <w:r>
         <w:t xml:space="preserve"> — créé — </w:t>
       </w:r>
-      <w:hyperlink w:history="1" r:id="rIdoblr6lnqrpsumwjcndxl_">
+      <w:hyperlink w:history="1" r:id="rIdhegn_8q_r-z4zimfbhj83">
         <w:r>
           <w:rPr>
             <w:rStyle w:val="Hyperlink"/>
@@ -884,7 +884,7 @@
       <w:r>
         <w:t xml:space="preserve"> — modifié — </w:t>
       </w:r>
-      <w:hyperlink w:history="1" r:id="rId6dbcah3htb8iqmuxosr8s">
+      <w:hyperlink w:history="1" r:id="rIduwwusfx4oontn4b4p1nzt">
         <w:r>
           <w:rPr>
             <w:rStyle w:val="Hyperlink"/>
@@ -913,7 +913,7 @@
       <w:r>
         <w:t xml:space="preserve"> — créé — </w:t>
       </w:r>
-      <w:hyperlink w:history="1" r:id="rIduznum_uonw6jpvoa-kb9g">
+      <w:hyperlink w:history="1" r:id="rIdxo1th7flb0cgaon4cd-ij">
         <w:r>
           <w:rPr>
             <w:rStyle w:val="Hyperlink"/>
@@ -942,7 +942,7 @@
       <w:r>
         <w:t xml:space="preserve"> — modifié — </w:t>
       </w:r>
-      <w:hyperlink w:history="1" r:id="rId7ujgrcutuh5sffkmxztgb">
+      <w:hyperlink w:history="1" r:id="rIdcbb-6stcpvrenm4wrk-mo">
         <w:r>
           <w:rPr>
             <w:rStyle w:val="Hyperlink"/>
@@ -971,7 +971,7 @@
       <w:r>
         <w:t xml:space="preserve"> — modifié — </w:t>
       </w:r>
-      <w:hyperlink w:history="1" r:id="rIdxl0b-gl4v-kvwxxgsqkw5">
+      <w:hyperlink w:history="1" r:id="rIdp1hup9tbqsfw6letclyei">
         <w:r>
           <w:rPr>
             <w:rStyle w:val="Hyperlink"/>
@@ -1008,7 +1008,7 @@
       <w:r>
         <w:t xml:space="preserve"> — créé — </w:t>
       </w:r>
-      <w:hyperlink w:history="1" r:id="rId5utbckw1ny_pkdrq_9v5u">
+      <w:hyperlink w:history="1" r:id="rIdiqvvih2qvufyt8uwdgvu5">
         <w:r>
           <w:rPr>
             <w:rStyle w:val="Hyperlink"/>
@@ -1037,7 +1037,7 @@
       <w:r>
         <w:t xml:space="preserve"> — modifié — </w:t>
       </w:r>
-      <w:hyperlink w:history="1" r:id="rIdkb_dabut5h9adqc38lmyo">
+      <w:hyperlink w:history="1" r:id="rIdse8kbe4wn1mpzbwlpwwds">
         <w:r>
           <w:rPr>
             <w:rStyle w:val="Hyperlink"/>
@@ -1074,7 +1074,7 @@
       <w:r>
         <w:t xml:space="preserve"> — modifié — </w:t>
       </w:r>
-      <w:hyperlink w:history="1" r:id="rIdu9dngnautcbg0zwfi8wh5">
+      <w:hyperlink w:history="1" r:id="rIdq9bdta5rigqocsxorxqgy">
         <w:r>
           <w:rPr>
             <w:rStyle w:val="Hyperlink"/>
@@ -1103,7 +1103,7 @@
       <w:r>
         <w:t xml:space="preserve"> — modifié — </w:t>
       </w:r>
-      <w:hyperlink w:history="1" r:id="rIdiaidefxfuuj1z6fxr-omq">
+      <w:hyperlink w:history="1" r:id="rIdm8wsato5qfxxsn7qtylpa">
         <w:r>
           <w:rPr>
             <w:rStyle w:val="Hyperlink"/>
@@ -1132,7 +1132,7 @@
       <w:r>
         <w:t xml:space="preserve"> — créé — </w:t>
       </w:r>
-      <w:hyperlink w:history="1" r:id="rIdozyzubx_qbje0yuas17rf">
+      <w:hyperlink w:history="1" r:id="rIdjx_dop5tme9ye5ul2nred">
         <w:r>
           <w:rPr>
             <w:rStyle w:val="Hyperlink"/>
@@ -1161,7 +1161,7 @@
       <w:r>
         <w:t xml:space="preserve"> — créé — </w:t>
       </w:r>
-      <w:hyperlink w:history="1" r:id="rIdw_k1ynuc9yx--fhgkakxn">
+      <w:hyperlink w:history="1" r:id="rIdkvkrzdtxrak-dsn6j0kvg">
         <w:r>
           <w:rPr>
             <w:rStyle w:val="Hyperlink"/>
@@ -1190,7 +1190,7 @@
       <w:r>
         <w:t xml:space="preserve"> — créé — </w:t>
       </w:r>
-      <w:hyperlink w:history="1" r:id="rIdrn75vxlqeoj5gwzks5afq">
+      <w:hyperlink w:history="1" r:id="rIdcpseq27xftyxz0y1uwvet">
         <w:r>
           <w:rPr>
             <w:rStyle w:val="Hyperlink"/>
@@ -1219,7 +1219,7 @@
       <w:r>
         <w:t xml:space="preserve"> — créé — </w:t>
       </w:r>
-      <w:hyperlink w:history="1" r:id="rIdcyngt3hqq_we7fsis2wu_">
+      <w:hyperlink w:history="1" r:id="rId9djazwfv2laqq8tbkvzuy">
         <w:r>
           <w:rPr>
             <w:rStyle w:val="Hyperlink"/>
@@ -1248,7 +1248,7 @@
       <w:r>
         <w:t xml:space="preserve"> — modifié — </w:t>
       </w:r>
-      <w:hyperlink w:history="1" r:id="rIdlvfacrasylp4ronpp3vfr">
+      <w:hyperlink w:history="1" r:id="rIdspacijwilsz3elxmobzgw">
         <w:r>
           <w:rPr>
             <w:rStyle w:val="Hyperlink"/>

--- a/docs/developpement/phases/word/PHASE_61_EVENEMENTS_PRIVES.docx
+++ b/docs/developpement/phases/word/PHASE_61_EVENEMENTS_PRIVES.docx
@@ -18,9 +18,9 @@
         <w:shd w:fill="F6F3FF" w:color="auto" w:val="clear"/>
       </w:pPr>
       <w:r>
-        <w:t xml:space="preserve">FlaiX Expert · dossier de développement · généré le 2026-10-24 depuis le dépôt </w:t>
-      </w:r>
-      <w:hyperlink w:history="1" r:id="rIdc9qaz1ch7z8qiq5p5ioom">
+        <w:t xml:space="preserve">FlaiX Expert · dossier de développement · généré le 2026-10-25 depuis le dépôt </w:t>
+      </w:r>
+      <w:hyperlink w:history="1" r:id="rIdeslzqwi1qudyzb8b9drfm">
         <w:r>
           <w:rPr>
             <w:rStyle w:val="Hyperlink"/>
@@ -655,7 +655,7 @@
           <w:numId w:val="2"/>
         </w:numPr>
       </w:pPr>
-      <w:hyperlink w:history="1" r:id="rIdd4xvzwpnpsh13vrdgijv6">
+      <w:hyperlink w:history="1" r:id="rIdhmmdg_rgcyg7_bbddbx7x">
         <w:r>
           <w:rPr>
             <w:rStyle w:val="Hyperlink"/>
@@ -675,7 +675,7 @@
           <w:numId w:val="2"/>
         </w:numPr>
       </w:pPr>
-      <w:hyperlink w:history="1" r:id="rIdwmvx10uaxqmwukoyn-aeh">
+      <w:hyperlink w:history="1" r:id="rIdaosh9exzvqibxxi8b9o39">
         <w:r>
           <w:rPr>
             <w:rStyle w:val="Hyperlink"/>
@@ -723,7 +723,7 @@
       <w:r>
         <w:t xml:space="preserve"> — créé — </w:t>
       </w:r>
-      <w:hyperlink w:history="1" r:id="rIdgezd3epaonluppfbah8ya">
+      <w:hyperlink w:history="1" r:id="rIdjldkmgo1vgdm4adxjajqb">
         <w:r>
           <w:rPr>
             <w:rStyle w:val="Hyperlink"/>
@@ -752,7 +752,7 @@
       <w:r>
         <w:t xml:space="preserve"> — créé — </w:t>
       </w:r>
-      <w:hyperlink w:history="1" r:id="rIdn63rayn42zsbgvj1mrjyx">
+      <w:hyperlink w:history="1" r:id="rId5tvj_wmlgexzq5nq-0vyv">
         <w:r>
           <w:rPr>
             <w:rStyle w:val="Hyperlink"/>
@@ -789,7 +789,7 @@
       <w:r>
         <w:t xml:space="preserve"> — créé — </w:t>
       </w:r>
-      <w:hyperlink w:history="1" r:id="rIdnyo20jebdpivwnrdkxg8l">
+      <w:hyperlink w:history="1" r:id="rIdejku1f_u5pw83olypyfmg">
         <w:r>
           <w:rPr>
             <w:rStyle w:val="Hyperlink"/>
@@ -818,7 +818,7 @@
       <w:r>
         <w:t xml:space="preserve"> — modifié — </w:t>
       </w:r>
-      <w:hyperlink w:history="1" r:id="rIdtpfvqas_xoa1l3m1induc">
+      <w:hyperlink w:history="1" r:id="rIdxiag6cjza4cy8v5yhfjmw">
         <w:r>
           <w:rPr>
             <w:rStyle w:val="Hyperlink"/>
@@ -847,7 +847,7 @@
       <w:r>
         <w:t xml:space="preserve"> — créé — </w:t>
       </w:r>
-      <w:hyperlink w:history="1" r:id="rIdhegn_8q_r-z4zimfbhj83">
+      <w:hyperlink w:history="1" r:id="rIdlm0rr8n4tbvyauvbusoq-">
         <w:r>
           <w:rPr>
             <w:rStyle w:val="Hyperlink"/>
@@ -884,7 +884,7 @@
       <w:r>
         <w:t xml:space="preserve"> — modifié — </w:t>
       </w:r>
-      <w:hyperlink w:history="1" r:id="rIduwwusfx4oontn4b4p1nzt">
+      <w:hyperlink w:history="1" r:id="rIdyp7uaxis_cz8_gfksjcpr">
         <w:r>
           <w:rPr>
             <w:rStyle w:val="Hyperlink"/>
@@ -913,7 +913,7 @@
       <w:r>
         <w:t xml:space="preserve"> — créé — </w:t>
       </w:r>
-      <w:hyperlink w:history="1" r:id="rIdxo1th7flb0cgaon4cd-ij">
+      <w:hyperlink w:history="1" r:id="rIds2e8ixrrekvofylvjyicx">
         <w:r>
           <w:rPr>
             <w:rStyle w:val="Hyperlink"/>
@@ -942,7 +942,7 @@
       <w:r>
         <w:t xml:space="preserve"> — modifié — </w:t>
       </w:r>
-      <w:hyperlink w:history="1" r:id="rIdcbb-6stcpvrenm4wrk-mo">
+      <w:hyperlink w:history="1" r:id="rIdublpvyyv9qpnfgf3ae_yw">
         <w:r>
           <w:rPr>
             <w:rStyle w:val="Hyperlink"/>
@@ -971,7 +971,7 @@
       <w:r>
         <w:t xml:space="preserve"> — modifié — </w:t>
       </w:r>
-      <w:hyperlink w:history="1" r:id="rIdp1hup9tbqsfw6letclyei">
+      <w:hyperlink w:history="1" r:id="rId5evnxoq344picqcqwye6c">
         <w:r>
           <w:rPr>
             <w:rStyle w:val="Hyperlink"/>
@@ -1008,7 +1008,7 @@
       <w:r>
         <w:t xml:space="preserve"> — créé — </w:t>
       </w:r>
-      <w:hyperlink w:history="1" r:id="rIdiqvvih2qvufyt8uwdgvu5">
+      <w:hyperlink w:history="1" r:id="rIdocy-3gs9acwszxiwefol2">
         <w:r>
           <w:rPr>
             <w:rStyle w:val="Hyperlink"/>
@@ -1037,7 +1037,7 @@
       <w:r>
         <w:t xml:space="preserve"> — modifié — </w:t>
       </w:r>
-      <w:hyperlink w:history="1" r:id="rIdse8kbe4wn1mpzbwlpwwds">
+      <w:hyperlink w:history="1" r:id="rIdcvn4udlmxug9i-qg9mchk">
         <w:r>
           <w:rPr>
             <w:rStyle w:val="Hyperlink"/>
@@ -1074,7 +1074,7 @@
       <w:r>
         <w:t xml:space="preserve"> — modifié — </w:t>
       </w:r>
-      <w:hyperlink w:history="1" r:id="rIdq9bdta5rigqocsxorxqgy">
+      <w:hyperlink w:history="1" r:id="rIdwzuvpwsihjpg4r8ibxxke">
         <w:r>
           <w:rPr>
             <w:rStyle w:val="Hyperlink"/>
@@ -1103,7 +1103,7 @@
       <w:r>
         <w:t xml:space="preserve"> — modifié — </w:t>
       </w:r>
-      <w:hyperlink w:history="1" r:id="rIdm8wsato5qfxxsn7qtylpa">
+      <w:hyperlink w:history="1" r:id="rId-itt2w_h8emwxyxsbgjxs">
         <w:r>
           <w:rPr>
             <w:rStyle w:val="Hyperlink"/>
@@ -1132,7 +1132,7 @@
       <w:r>
         <w:t xml:space="preserve"> — créé — </w:t>
       </w:r>
-      <w:hyperlink w:history="1" r:id="rIdjx_dop5tme9ye5ul2nred">
+      <w:hyperlink w:history="1" r:id="rIdvi_kp8_lkf3idwk2gmwwx">
         <w:r>
           <w:rPr>
             <w:rStyle w:val="Hyperlink"/>
@@ -1161,7 +1161,7 @@
       <w:r>
         <w:t xml:space="preserve"> — créé — </w:t>
       </w:r>
-      <w:hyperlink w:history="1" r:id="rIdkvkrzdtxrak-dsn6j0kvg">
+      <w:hyperlink w:history="1" r:id="rIdjztdq88q3dzxs6nkcje6v">
         <w:r>
           <w:rPr>
             <w:rStyle w:val="Hyperlink"/>
@@ -1190,7 +1190,7 @@
       <w:r>
         <w:t xml:space="preserve"> — créé — </w:t>
       </w:r>
-      <w:hyperlink w:history="1" r:id="rIdcpseq27xftyxz0y1uwvet">
+      <w:hyperlink w:history="1" r:id="rIdgqu_d8y2w-acufcfajyhi">
         <w:r>
           <w:rPr>
             <w:rStyle w:val="Hyperlink"/>
@@ -1219,7 +1219,7 @@
       <w:r>
         <w:t xml:space="preserve"> — créé — </w:t>
       </w:r>
-      <w:hyperlink w:history="1" r:id="rId9djazwfv2laqq8tbkvzuy">
+      <w:hyperlink w:history="1" r:id="rIde0bnfvwlkuu0nej_vovx_">
         <w:r>
           <w:rPr>
             <w:rStyle w:val="Hyperlink"/>
@@ -1248,7 +1248,7 @@
       <w:r>
         <w:t xml:space="preserve"> — modifié — </w:t>
       </w:r>
-      <w:hyperlink w:history="1" r:id="rIdspacijwilsz3elxmobzgw">
+      <w:hyperlink w:history="1" r:id="rId3p0bt250jvtdcfakdb6xi">
         <w:r>
           <w:rPr>
             <w:rStyle w:val="Hyperlink"/>

--- a/docs/developpement/phases/word/PHASE_61_EVENEMENTS_PRIVES.docx
+++ b/docs/developpement/phases/word/PHASE_61_EVENEMENTS_PRIVES.docx
@@ -20,7 +20,7 @@
       <w:r>
         <w:t xml:space="preserve">FlaiX Expert · dossier de développement · généré le 2026-10-25 depuis le dépôt </w:t>
       </w:r>
-      <w:hyperlink w:history="1" r:id="rIdeslzqwi1qudyzb8b9drfm">
+      <w:hyperlink w:history="1" r:id="rIdkq55cfczzptw_idfctjra">
         <w:r>
           <w:rPr>
             <w:rStyle w:val="Hyperlink"/>
@@ -655,7 +655,7 @@
           <w:numId w:val="2"/>
         </w:numPr>
       </w:pPr>
-      <w:hyperlink w:history="1" r:id="rIdhmmdg_rgcyg7_bbddbx7x">
+      <w:hyperlink w:history="1" r:id="rIdmluj3qx04fnp4sazefwpa">
         <w:r>
           <w:rPr>
             <w:rStyle w:val="Hyperlink"/>
@@ -675,7 +675,7 @@
           <w:numId w:val="2"/>
         </w:numPr>
       </w:pPr>
-      <w:hyperlink w:history="1" r:id="rIdaosh9exzvqibxxi8b9o39">
+      <w:hyperlink w:history="1" r:id="rIdpwssqflavl73xmqcifzul">
         <w:r>
           <w:rPr>
             <w:rStyle w:val="Hyperlink"/>
@@ -723,7 +723,7 @@
       <w:r>
         <w:t xml:space="preserve"> — créé — </w:t>
       </w:r>
-      <w:hyperlink w:history="1" r:id="rIdjldkmgo1vgdm4adxjajqb">
+      <w:hyperlink w:history="1" r:id="rIdlnualdegytozfjm3huysj">
         <w:r>
           <w:rPr>
             <w:rStyle w:val="Hyperlink"/>
@@ -752,7 +752,7 @@
       <w:r>
         <w:t xml:space="preserve"> — créé — </w:t>
       </w:r>
-      <w:hyperlink w:history="1" r:id="rId5tvj_wmlgexzq5nq-0vyv">
+      <w:hyperlink w:history="1" r:id="rIdlexdkjo-ye8d01ut-jswl">
         <w:r>
           <w:rPr>
             <w:rStyle w:val="Hyperlink"/>
@@ -789,7 +789,7 @@
       <w:r>
         <w:t xml:space="preserve"> — créé — </w:t>
       </w:r>
-      <w:hyperlink w:history="1" r:id="rIdejku1f_u5pw83olypyfmg">
+      <w:hyperlink w:history="1" r:id="rIdfvnhysaff6-wecwwulode">
         <w:r>
           <w:rPr>
             <w:rStyle w:val="Hyperlink"/>
@@ -818,7 +818,7 @@
       <w:r>
         <w:t xml:space="preserve"> — modifié — </w:t>
       </w:r>
-      <w:hyperlink w:history="1" r:id="rIdxiag6cjza4cy8v5yhfjmw">
+      <w:hyperlink w:history="1" r:id="rIdcouvuwggbctzlj_6vburh">
         <w:r>
           <w:rPr>
             <w:rStyle w:val="Hyperlink"/>
@@ -847,7 +847,7 @@
       <w:r>
         <w:t xml:space="preserve"> — créé — </w:t>
       </w:r>
-      <w:hyperlink w:history="1" r:id="rIdlm0rr8n4tbvyauvbusoq-">
+      <w:hyperlink w:history="1" r:id="rIdq9e7705g6qia3ax63tugu">
         <w:r>
           <w:rPr>
             <w:rStyle w:val="Hyperlink"/>
@@ -884,7 +884,7 @@
       <w:r>
         <w:t xml:space="preserve"> — modifié — </w:t>
       </w:r>
-      <w:hyperlink w:history="1" r:id="rIdyp7uaxis_cz8_gfksjcpr">
+      <w:hyperlink w:history="1" r:id="rIdsvasg1vvpeog47bce4pyc">
         <w:r>
           <w:rPr>
             <w:rStyle w:val="Hyperlink"/>
@@ -913,7 +913,7 @@
       <w:r>
         <w:t xml:space="preserve"> — créé — </w:t>
       </w:r>
-      <w:hyperlink w:history="1" r:id="rIds2e8ixrrekvofylvjyicx">
+      <w:hyperlink w:history="1" r:id="rIdrhqgikt22qgajrrzq6pyo">
         <w:r>
           <w:rPr>
             <w:rStyle w:val="Hyperlink"/>
@@ -942,7 +942,7 @@
       <w:r>
         <w:t xml:space="preserve"> — modifié — </w:t>
       </w:r>
-      <w:hyperlink w:history="1" r:id="rIdublpvyyv9qpnfgf3ae_yw">
+      <w:hyperlink w:history="1" r:id="rId-radbrajcyrfbvmrifip3">
         <w:r>
           <w:rPr>
             <w:rStyle w:val="Hyperlink"/>
@@ -971,7 +971,7 @@
       <w:r>
         <w:t xml:space="preserve"> — modifié — </w:t>
       </w:r>
-      <w:hyperlink w:history="1" r:id="rId5evnxoq344picqcqwye6c">
+      <w:hyperlink w:history="1" r:id="rIdqca0d88k-f06y5q06mi3t">
         <w:r>
           <w:rPr>
             <w:rStyle w:val="Hyperlink"/>
@@ -1008,7 +1008,7 @@
       <w:r>
         <w:t xml:space="preserve"> — créé — </w:t>
       </w:r>
-      <w:hyperlink w:history="1" r:id="rIdocy-3gs9acwszxiwefol2">
+      <w:hyperlink w:history="1" r:id="rIdy5wimk9va81bs4xy52wzh">
         <w:r>
           <w:rPr>
             <w:rStyle w:val="Hyperlink"/>
@@ -1037,7 +1037,7 @@
       <w:r>
         <w:t xml:space="preserve"> — modifié — </w:t>
       </w:r>
-      <w:hyperlink w:history="1" r:id="rIdcvn4udlmxug9i-qg9mchk">
+      <w:hyperlink w:history="1" r:id="rIdvdn2lfauitlrzauzzzl_z">
         <w:r>
           <w:rPr>
             <w:rStyle w:val="Hyperlink"/>
@@ -1074,7 +1074,7 @@
       <w:r>
         <w:t xml:space="preserve"> — modifié — </w:t>
       </w:r>
-      <w:hyperlink w:history="1" r:id="rIdwzuvpwsihjpg4r8ibxxke">
+      <w:hyperlink w:history="1" r:id="rIdfa2mg-uatxn_bkvn3tprf">
         <w:r>
           <w:rPr>
             <w:rStyle w:val="Hyperlink"/>
@@ -1103,7 +1103,7 @@
       <w:r>
         <w:t xml:space="preserve"> — modifié — </w:t>
       </w:r>
-      <w:hyperlink w:history="1" r:id="rId-itt2w_h8emwxyxsbgjxs">
+      <w:hyperlink w:history="1" r:id="rIdabk1gb5bzp4pbavkaitpd">
         <w:r>
           <w:rPr>
             <w:rStyle w:val="Hyperlink"/>
@@ -1132,7 +1132,7 @@
       <w:r>
         <w:t xml:space="preserve"> — créé — </w:t>
       </w:r>
-      <w:hyperlink w:history="1" r:id="rIdvi_kp8_lkf3idwk2gmwwx">
+      <w:hyperlink w:history="1" r:id="rIdazzuwfga4ax7ordtfpruh">
         <w:r>
           <w:rPr>
             <w:rStyle w:val="Hyperlink"/>
@@ -1161,7 +1161,7 @@
       <w:r>
         <w:t xml:space="preserve"> — créé — </w:t>
       </w:r>
-      <w:hyperlink w:history="1" r:id="rIdjztdq88q3dzxs6nkcje6v">
+      <w:hyperlink w:history="1" r:id="rIdxz657qxhlhggkktscrmi2">
         <w:r>
           <w:rPr>
             <w:rStyle w:val="Hyperlink"/>
@@ -1190,7 +1190,7 @@
       <w:r>
         <w:t xml:space="preserve"> — créé — </w:t>
       </w:r>
-      <w:hyperlink w:history="1" r:id="rIdgqu_d8y2w-acufcfajyhi">
+      <w:hyperlink w:history="1" r:id="rIdnkikicetz4wi7qcmqhybe">
         <w:r>
           <w:rPr>
             <w:rStyle w:val="Hyperlink"/>
@@ -1219,7 +1219,7 @@
       <w:r>
         <w:t xml:space="preserve"> — créé — </w:t>
       </w:r>
-      <w:hyperlink w:history="1" r:id="rIde0bnfvwlkuu0nej_vovx_">
+      <w:hyperlink w:history="1" r:id="rIdkujylnmkot6zdk-a1tsar">
         <w:r>
           <w:rPr>
             <w:rStyle w:val="Hyperlink"/>
@@ -1248,7 +1248,7 @@
       <w:r>
         <w:t xml:space="preserve"> — modifié — </w:t>
       </w:r>
-      <w:hyperlink w:history="1" r:id="rId3p0bt250jvtdcfakdb6xi">
+      <w:hyperlink w:history="1" r:id="rIds7zyrgkdkkgjtdteruvzz">
         <w:r>
           <w:rPr>
             <w:rStyle w:val="Hyperlink"/>

--- a/docs/developpement/phases/word/PHASE_61_EVENEMENTS_PRIVES.docx
+++ b/docs/developpement/phases/word/PHASE_61_EVENEMENTS_PRIVES.docx
@@ -20,7 +20,7 @@
       <w:r>
         <w:t xml:space="preserve">FlaiX Expert · dossier de développement · généré le 2026-10-25 depuis le dépôt </w:t>
       </w:r>
-      <w:hyperlink w:history="1" r:id="rIdkq55cfczzptw_idfctjra">
+      <w:hyperlink w:history="1" r:id="rIdqmy9jpsrxj8wvszapenog">
         <w:r>
           <w:rPr>
             <w:rStyle w:val="Hyperlink"/>
@@ -655,7 +655,7 @@
           <w:numId w:val="2"/>
         </w:numPr>
       </w:pPr>
-      <w:hyperlink w:history="1" r:id="rIdmluj3qx04fnp4sazefwpa">
+      <w:hyperlink w:history="1" r:id="rId5ng4xkllds7ir_idyuo0v">
         <w:r>
           <w:rPr>
             <w:rStyle w:val="Hyperlink"/>
@@ -675,7 +675,7 @@
           <w:numId w:val="2"/>
         </w:numPr>
       </w:pPr>
-      <w:hyperlink w:history="1" r:id="rIdpwssqflavl73xmqcifzul">
+      <w:hyperlink w:history="1" r:id="rIdxvpscshnyq2va2t0upoaf">
         <w:r>
           <w:rPr>
             <w:rStyle w:val="Hyperlink"/>
@@ -723,7 +723,7 @@
       <w:r>
         <w:t xml:space="preserve"> — créé — </w:t>
       </w:r>
-      <w:hyperlink w:history="1" r:id="rIdlnualdegytozfjm3huysj">
+      <w:hyperlink w:history="1" r:id="rIduig2sf24gexy9upqqczoo">
         <w:r>
           <w:rPr>
             <w:rStyle w:val="Hyperlink"/>
@@ -752,7 +752,7 @@
       <w:r>
         <w:t xml:space="preserve"> — créé — </w:t>
       </w:r>
-      <w:hyperlink w:history="1" r:id="rIdlexdkjo-ye8d01ut-jswl">
+      <w:hyperlink w:history="1" r:id="rIdoammy3heaijmi33gamr50">
         <w:r>
           <w:rPr>
             <w:rStyle w:val="Hyperlink"/>
@@ -789,7 +789,7 @@
       <w:r>
         <w:t xml:space="preserve"> — créé — </w:t>
       </w:r>
-      <w:hyperlink w:history="1" r:id="rIdfvnhysaff6-wecwwulode">
+      <w:hyperlink w:history="1" r:id="rIdweea-tfqrj9mjb1g8y_id">
         <w:r>
           <w:rPr>
             <w:rStyle w:val="Hyperlink"/>
@@ -818,7 +818,7 @@
       <w:r>
         <w:t xml:space="preserve"> — modifié — </w:t>
       </w:r>
-      <w:hyperlink w:history="1" r:id="rIdcouvuwggbctzlj_6vburh">
+      <w:hyperlink w:history="1" r:id="rIdnddsadnvmpghdpwvptwh2">
         <w:r>
           <w:rPr>
             <w:rStyle w:val="Hyperlink"/>
@@ -847,7 +847,7 @@
       <w:r>
         <w:t xml:space="preserve"> — créé — </w:t>
       </w:r>
-      <w:hyperlink w:history="1" r:id="rIdq9e7705g6qia3ax63tugu">
+      <w:hyperlink w:history="1" r:id="rId5c9bwgmtkhiw3hzk6rjeg">
         <w:r>
           <w:rPr>
             <w:rStyle w:val="Hyperlink"/>
@@ -884,7 +884,7 @@
       <w:r>
         <w:t xml:space="preserve"> — modifié — </w:t>
       </w:r>
-      <w:hyperlink w:history="1" r:id="rIdsvasg1vvpeog47bce4pyc">
+      <w:hyperlink w:history="1" r:id="rIdk8jyrxp7sypz-88zplltt">
         <w:r>
           <w:rPr>
             <w:rStyle w:val="Hyperlink"/>
@@ -913,7 +913,7 @@
       <w:r>
         <w:t xml:space="preserve"> — créé — </w:t>
       </w:r>
-      <w:hyperlink w:history="1" r:id="rIdrhqgikt22qgajrrzq6pyo">
+      <w:hyperlink w:history="1" r:id="rIdbh-qwrssnirksm6bbgug1">
         <w:r>
           <w:rPr>
             <w:rStyle w:val="Hyperlink"/>
@@ -942,7 +942,7 @@
       <w:r>
         <w:t xml:space="preserve"> — modifié — </w:t>
       </w:r>
-      <w:hyperlink w:history="1" r:id="rId-radbrajcyrfbvmrifip3">
+      <w:hyperlink w:history="1" r:id="rId1s2_x9juudxqtlhvxh0i4">
         <w:r>
           <w:rPr>
             <w:rStyle w:val="Hyperlink"/>
@@ -971,7 +971,7 @@
       <w:r>
         <w:t xml:space="preserve"> — modifié — </w:t>
       </w:r>
-      <w:hyperlink w:history="1" r:id="rIdqca0d88k-f06y5q06mi3t">
+      <w:hyperlink w:history="1" r:id="rIdqy-bg4ldrjjyc2hmmatfq">
         <w:r>
           <w:rPr>
             <w:rStyle w:val="Hyperlink"/>
@@ -1008,7 +1008,7 @@
       <w:r>
         <w:t xml:space="preserve"> — créé — </w:t>
       </w:r>
-      <w:hyperlink w:history="1" r:id="rIdy5wimk9va81bs4xy52wzh">
+      <w:hyperlink w:history="1" r:id="rIdzkujvcrejeogmdrfjpcyo">
         <w:r>
           <w:rPr>
             <w:rStyle w:val="Hyperlink"/>
@@ -1037,7 +1037,7 @@
       <w:r>
         <w:t xml:space="preserve"> — modifié — </w:t>
       </w:r>
-      <w:hyperlink w:history="1" r:id="rIdvdn2lfauitlrzauzzzl_z">
+      <w:hyperlink w:history="1" r:id="rId2zubt4qeb0ksapbmnohpm">
         <w:r>
           <w:rPr>
             <w:rStyle w:val="Hyperlink"/>
@@ -1074,7 +1074,7 @@
       <w:r>
         <w:t xml:space="preserve"> — modifié — </w:t>
       </w:r>
-      <w:hyperlink w:history="1" r:id="rIdfa2mg-uatxn_bkvn3tprf">
+      <w:hyperlink w:history="1" r:id="rIdqwu8gklubmdttav-cr-1s">
         <w:r>
           <w:rPr>
             <w:rStyle w:val="Hyperlink"/>
@@ -1103,7 +1103,7 @@
       <w:r>
         <w:t xml:space="preserve"> — modifié — </w:t>
       </w:r>
-      <w:hyperlink w:history="1" r:id="rIdabk1gb5bzp4pbavkaitpd">
+      <w:hyperlink w:history="1" r:id="rIdwd2sd2qlup7m8fmw_-9io">
         <w:r>
           <w:rPr>
             <w:rStyle w:val="Hyperlink"/>
@@ -1132,7 +1132,7 @@
       <w:r>
         <w:t xml:space="preserve"> — créé — </w:t>
       </w:r>
-      <w:hyperlink w:history="1" r:id="rIdazzuwfga4ax7ordtfpruh">
+      <w:hyperlink w:history="1" r:id="rIdqskztvrrki6jqrbprdlnv">
         <w:r>
           <w:rPr>
             <w:rStyle w:val="Hyperlink"/>
@@ -1161,7 +1161,7 @@
       <w:r>
         <w:t xml:space="preserve"> — créé — </w:t>
       </w:r>
-      <w:hyperlink w:history="1" r:id="rIdxz657qxhlhggkktscrmi2">
+      <w:hyperlink w:history="1" r:id="rId1dfq15ogfzb_u8m_0mz94">
         <w:r>
           <w:rPr>
             <w:rStyle w:val="Hyperlink"/>
@@ -1190,7 +1190,7 @@
       <w:r>
         <w:t xml:space="preserve"> — créé — </w:t>
       </w:r>
-      <w:hyperlink w:history="1" r:id="rIdnkikicetz4wi7qcmqhybe">
+      <w:hyperlink w:history="1" r:id="rId5zx7zvcjx-lqly6-rfa2x">
         <w:r>
           <w:rPr>
             <w:rStyle w:val="Hyperlink"/>
@@ -1219,7 +1219,7 @@
       <w:r>
         <w:t xml:space="preserve"> — créé — </w:t>
       </w:r>
-      <w:hyperlink w:history="1" r:id="rIdkujylnmkot6zdk-a1tsar">
+      <w:hyperlink w:history="1" r:id="rIdfeye3-19lxhrtux4eqghs">
         <w:r>
           <w:rPr>
             <w:rStyle w:val="Hyperlink"/>
@@ -1248,7 +1248,7 @@
       <w:r>
         <w:t xml:space="preserve"> — modifié — </w:t>
       </w:r>
-      <w:hyperlink w:history="1" r:id="rIds7zyrgkdkkgjtdteruvzz">
+      <w:hyperlink w:history="1" r:id="rIdqe_xwco7uewegj_gbsfpm">
         <w:r>
           <w:rPr>
             <w:rStyle w:val="Hyperlink"/>
